--- a/templates/docx/custom/泉州东海湾实验学校综合素质发展报告单.docx
+++ b/templates/docx/custom/泉州东海湾实验学校综合素质发展报告单.docx
@@ -2,33 +2,6 @@
 <file path=word/document.xml><?xml version="1.0" encoding="utf-8"?>
 <w:document xmlns:wpc="http://schemas.microsoft.com/office/word/2010/wordprocessingCanvas" xmlns:mc="http://schemas.openxmlformats.org/markup-compatibility/2006" xmlns:o="urn:schemas-microsoft-com:office:office" xmlns:r="http://schemas.openxmlformats.org/officeDocument/2006/relationships" xmlns:m="http://schemas.openxmlformats.org/officeDocument/2006/math" xmlns:v="urn:schemas-microsoft-com:vml" xmlns:wp14="http://schemas.microsoft.com/office/word/2010/wordprocessingDrawing" xmlns:wp="http://schemas.openxmlformats.org/drawingml/2006/wordprocessingDrawing" xmlns:w="http://schemas.openxmlformats.org/wordprocessingml/2006/main" xmlns:w14="http://schemas.microsoft.com/office/word/2010/wordml" xmlns:w10="urn:schemas-microsoft-com:office:word" xmlns:w15="http://schemas.microsoft.com/office/word/2012/wordml" xmlns:wpg="http://schemas.microsoft.com/office/word/2010/wordprocessingGroup" xmlns:wpi="http://schemas.microsoft.com/office/word/2010/wordprocessingInk" xmlns:wne="http://schemas.microsoft.com/office/word/2006/wordml" xmlns:wps="http://schemas.microsoft.com/office/word/2010/wordprocessingShape" xmlns:wpsCustomData="http://www.wps.cn/officeDocument/2013/wpsCustomData" mc:Ignorable="w14 w15 wp14">
   <w:body>
-    <w:p>
-      <w:pPr>
-        <w:spacing w:line="400" w:lineRule="exact"/>
-        <w:jc w:val="center"/>
-        <w:rPr>
-          <w:rFonts w:ascii="Hiragino Sans GB W6" w:hAnsi="Hiragino Sans GB W6" w:eastAsia="Hiragino Sans GB W6" w:cs="Hiragino Sans GB W6"/>
-          <w:b/>
-          <w:color w:val="FF0000"/>
-          <w:sz w:val="32"/>
-          <w:szCs w:val="40"/>
-          <w:lang w:eastAsia="zh-Hans"/>
-        </w:rPr>
-      </w:pPr>
-      <w:bookmarkStart w:id="0" w:name="_GoBack"/>
-      <w:bookmarkEnd w:id="0"/>
-      <w:r>
-        <w:rPr>
-          <w:rFonts w:ascii="Hiragino Sans GB W6" w:hAnsi="Hiragino Sans GB W6" w:eastAsia="Hiragino Sans GB W6" w:cs="Hiragino Sans GB W6"/>
-          <w:b/>
-          <w:color w:val="FF0000"/>
-          <w:sz w:val="32"/>
-          <w:szCs w:val="40"/>
-          <w:lang w:eastAsia="zh-Hans"/>
-        </w:rPr>
-        <w:t xml:space="preserve">       </w:t>
-      </w:r>
-    </w:p>
     <w:p>
       <w:pPr>
         <w:spacing w:line="400" w:lineRule="exact"/>
@@ -42,6 +15,8 @@
           <w:lang w:eastAsia="zh-CN"/>
         </w:rPr>
       </w:pPr>
+      <w:bookmarkStart w:id="0" w:name="_GoBack"/>
+      <w:bookmarkEnd w:id="0"/>
       <w:r>
         <w:rPr>
           <w:rFonts w:ascii="Hiragino Sans GB W6" w:hAnsi="Hiragino Sans GB W6" w:eastAsia="Hiragino Sans GB W6" w:cs="Hiragino Sans GB W6"/>
@@ -182,22 +157,6 @@
         <w:gridCol w:w="650"/>
       </w:tblGrid>
       <w:tr>
-        <w:tblPrEx>
-          <w:tblBorders>
-            <w:top w:val="single" w:color="FC0107" w:sz="12" w:space="0"/>
-            <w:left w:val="single" w:color="FC0107" w:sz="12" w:space="0"/>
-            <w:bottom w:val="single" w:color="FC0107" w:sz="12" w:space="0"/>
-            <w:right w:val="single" w:color="FC0107" w:sz="12" w:space="0"/>
-            <w:insideH w:val="single" w:color="FC0107" w:sz="8" w:space="0"/>
-            <w:insideV w:val="single" w:color="FC0107" w:sz="8" w:space="0"/>
-          </w:tblBorders>
-          <w:tblCellMar>
-            <w:top w:w="0" w:type="dxa"/>
-            <w:left w:w="108" w:type="dxa"/>
-            <w:bottom w:w="0" w:type="dxa"/>
-            <w:right w:w="108" w:type="dxa"/>
-          </w:tblCellMar>
-        </w:tblPrEx>
         <w:tc>
           <w:tcPr>
             <w:tcW w:w="701" w:type="dxa"/>
@@ -437,22 +396,6 @@
         </w:tc>
       </w:tr>
       <w:tr>
-        <w:tblPrEx>
-          <w:tblBorders>
-            <w:top w:val="single" w:color="FC0107" w:sz="12" w:space="0"/>
-            <w:left w:val="single" w:color="FC0107" w:sz="12" w:space="0"/>
-            <w:bottom w:val="single" w:color="FC0107" w:sz="12" w:space="0"/>
-            <w:right w:val="single" w:color="FC0107" w:sz="12" w:space="0"/>
-            <w:insideH w:val="single" w:color="FC0107" w:sz="8" w:space="0"/>
-            <w:insideV w:val="single" w:color="FC0107" w:sz="8" w:space="0"/>
-          </w:tblBorders>
-          <w:tblCellMar>
-            <w:top w:w="0" w:type="dxa"/>
-            <w:left w:w="108" w:type="dxa"/>
-            <w:bottom w:w="0" w:type="dxa"/>
-            <w:right w:w="108" w:type="dxa"/>
-          </w:tblCellMar>
-        </w:tblPrEx>
         <w:trPr>
           <w:trHeight w:val="461" w:hRule="atLeast"/>
         </w:trPr>
@@ -749,22 +692,6 @@
         </w:tc>
       </w:tr>
       <w:tr>
-        <w:tblPrEx>
-          <w:tblBorders>
-            <w:top w:val="single" w:color="FC0107" w:sz="12" w:space="0"/>
-            <w:left w:val="single" w:color="FC0107" w:sz="12" w:space="0"/>
-            <w:bottom w:val="single" w:color="FC0107" w:sz="12" w:space="0"/>
-            <w:right w:val="single" w:color="FC0107" w:sz="12" w:space="0"/>
-            <w:insideH w:val="single" w:color="FC0107" w:sz="8" w:space="0"/>
-            <w:insideV w:val="single" w:color="FC0107" w:sz="8" w:space="0"/>
-          </w:tblBorders>
-          <w:tblCellMar>
-            <w:top w:w="0" w:type="dxa"/>
-            <w:left w:w="108" w:type="dxa"/>
-            <w:bottom w:w="0" w:type="dxa"/>
-            <w:right w:w="108" w:type="dxa"/>
-          </w:tblCellMar>
-        </w:tblPrEx>
         <w:tc>
           <w:tcPr>
             <w:tcW w:w="327" w:type="dxa"/>
@@ -957,22 +884,6 @@
         </w:tc>
       </w:tr>
       <w:tr>
-        <w:tblPrEx>
-          <w:tblBorders>
-            <w:top w:val="single" w:color="FC0107" w:sz="12" w:space="0"/>
-            <w:left w:val="single" w:color="FC0107" w:sz="12" w:space="0"/>
-            <w:bottom w:val="single" w:color="FC0107" w:sz="12" w:space="0"/>
-            <w:right w:val="single" w:color="FC0107" w:sz="12" w:space="0"/>
-            <w:insideH w:val="single" w:color="FC0107" w:sz="8" w:space="0"/>
-            <w:insideV w:val="single" w:color="FC0107" w:sz="8" w:space="0"/>
-          </w:tblBorders>
-          <w:tblCellMar>
-            <w:top w:w="0" w:type="dxa"/>
-            <w:left w:w="108" w:type="dxa"/>
-            <w:bottom w:w="0" w:type="dxa"/>
-            <w:right w:w="108" w:type="dxa"/>
-          </w:tblCellMar>
-        </w:tblPrEx>
         <w:trPr>
           <w:trHeight w:val="250" w:hRule="atLeast"/>
         </w:trPr>
@@ -1075,22 +986,6 @@
         </w:tc>
       </w:tr>
       <w:tr>
-        <w:tblPrEx>
-          <w:tblBorders>
-            <w:top w:val="single" w:color="FC0107" w:sz="12" w:space="0"/>
-            <w:left w:val="single" w:color="FC0107" w:sz="12" w:space="0"/>
-            <w:bottom w:val="single" w:color="FC0107" w:sz="12" w:space="0"/>
-            <w:right w:val="single" w:color="FC0107" w:sz="12" w:space="0"/>
-            <w:insideH w:val="single" w:color="FC0107" w:sz="8" w:space="0"/>
-            <w:insideV w:val="single" w:color="FC0107" w:sz="8" w:space="0"/>
-          </w:tblBorders>
-          <w:tblCellMar>
-            <w:top w:w="0" w:type="dxa"/>
-            <w:left w:w="108" w:type="dxa"/>
-            <w:bottom w:w="0" w:type="dxa"/>
-            <w:right w:w="108" w:type="dxa"/>
-          </w:tblCellMar>
-        </w:tblPrEx>
         <w:trPr>
           <w:trHeight w:val="111" w:hRule="atLeast"/>
         </w:trPr>
@@ -1563,22 +1458,6 @@
         </w:tc>
       </w:tr>
       <w:tr>
-        <w:tblPrEx>
-          <w:tblBorders>
-            <w:top w:val="single" w:color="FC0107" w:sz="12" w:space="0"/>
-            <w:left w:val="single" w:color="FC0107" w:sz="12" w:space="0"/>
-            <w:bottom w:val="single" w:color="FC0107" w:sz="12" w:space="0"/>
-            <w:right w:val="single" w:color="FC0107" w:sz="12" w:space="0"/>
-            <w:insideH w:val="single" w:color="FC0107" w:sz="8" w:space="0"/>
-            <w:insideV w:val="single" w:color="FC0107" w:sz="8" w:space="0"/>
-          </w:tblBorders>
-          <w:tblCellMar>
-            <w:top w:w="0" w:type="dxa"/>
-            <w:left w:w="108" w:type="dxa"/>
-            <w:bottom w:w="0" w:type="dxa"/>
-            <w:right w:w="108" w:type="dxa"/>
-          </w:tblCellMar>
-        </w:tblPrEx>
         <w:trPr>
           <w:trHeight w:val="749" w:hRule="atLeast"/>
         </w:trPr>
@@ -2263,22 +2142,6 @@
         </w:tc>
       </w:tr>
       <w:tr>
-        <w:tblPrEx>
-          <w:tblBorders>
-            <w:top w:val="single" w:color="FC0107" w:sz="12" w:space="0"/>
-            <w:left w:val="single" w:color="FC0107" w:sz="12" w:space="0"/>
-            <w:bottom w:val="single" w:color="FC0107" w:sz="12" w:space="0"/>
-            <w:right w:val="single" w:color="FC0107" w:sz="12" w:space="0"/>
-            <w:insideH w:val="single" w:color="FC0107" w:sz="8" w:space="0"/>
-            <w:insideV w:val="single" w:color="FC0107" w:sz="8" w:space="0"/>
-          </w:tblBorders>
-          <w:tblCellMar>
-            <w:top w:w="0" w:type="dxa"/>
-            <w:left w:w="108" w:type="dxa"/>
-            <w:bottom w:w="0" w:type="dxa"/>
-            <w:right w:w="108" w:type="dxa"/>
-          </w:tblCellMar>
-        </w:tblPrEx>
         <w:trPr>
           <w:trHeight w:val="1321" w:hRule="atLeast"/>
         </w:trPr>
@@ -2395,22 +2258,6 @@
         </w:tc>
       </w:tr>
       <w:tr>
-        <w:tblPrEx>
-          <w:tblBorders>
-            <w:top w:val="single" w:color="FC0107" w:sz="12" w:space="0"/>
-            <w:left w:val="single" w:color="FC0107" w:sz="12" w:space="0"/>
-            <w:bottom w:val="single" w:color="FC0107" w:sz="12" w:space="0"/>
-            <w:right w:val="single" w:color="FC0107" w:sz="12" w:space="0"/>
-            <w:insideH w:val="single" w:color="FC0107" w:sz="8" w:space="0"/>
-            <w:insideV w:val="single" w:color="FC0107" w:sz="8" w:space="0"/>
-          </w:tblBorders>
-          <w:tblCellMar>
-            <w:top w:w="0" w:type="dxa"/>
-            <w:left w:w="108" w:type="dxa"/>
-            <w:bottom w:w="0" w:type="dxa"/>
-            <w:right w:w="108" w:type="dxa"/>
-          </w:tblCellMar>
-        </w:tblPrEx>
         <w:trPr>
           <w:trHeight w:val="613" w:hRule="atLeast"/>
         </w:trPr>
@@ -2446,22 +2293,6 @@
         </w:tc>
       </w:tr>
       <w:tr>
-        <w:tblPrEx>
-          <w:tblBorders>
-            <w:top w:val="single" w:color="FC0107" w:sz="12" w:space="0"/>
-            <w:left w:val="single" w:color="FC0107" w:sz="12" w:space="0"/>
-            <w:bottom w:val="single" w:color="FC0107" w:sz="12" w:space="0"/>
-            <w:right w:val="single" w:color="FC0107" w:sz="12" w:space="0"/>
-            <w:insideH w:val="single" w:color="FC0107" w:sz="8" w:space="0"/>
-            <w:insideV w:val="single" w:color="FC0107" w:sz="8" w:space="0"/>
-          </w:tblBorders>
-          <w:tblCellMar>
-            <w:top w:w="0" w:type="dxa"/>
-            <w:left w:w="108" w:type="dxa"/>
-            <w:bottom w:w="0" w:type="dxa"/>
-            <w:right w:w="108" w:type="dxa"/>
-          </w:tblCellMar>
-        </w:tblPrEx>
         <w:tc>
           <w:tcPr>
             <w:tcW w:w="1317" w:type="dxa"/>
@@ -2592,22 +2423,6 @@
         </w:tc>
       </w:tr>
       <w:tr>
-        <w:tblPrEx>
-          <w:tblBorders>
-            <w:top w:val="single" w:color="FC0107" w:sz="12" w:space="0"/>
-            <w:left w:val="single" w:color="FC0107" w:sz="12" w:space="0"/>
-            <w:bottom w:val="single" w:color="FC0107" w:sz="12" w:space="0"/>
-            <w:right w:val="single" w:color="FC0107" w:sz="12" w:space="0"/>
-            <w:insideH w:val="single" w:color="FC0107" w:sz="8" w:space="0"/>
-            <w:insideV w:val="single" w:color="FC0107" w:sz="8" w:space="0"/>
-          </w:tblBorders>
-          <w:tblCellMar>
-            <w:top w:w="0" w:type="dxa"/>
-            <w:left w:w="108" w:type="dxa"/>
-            <w:bottom w:w="0" w:type="dxa"/>
-            <w:right w:w="108" w:type="dxa"/>
-          </w:tblCellMar>
-        </w:tblPrEx>
         <w:tc>
           <w:tcPr>
             <w:tcW w:w="1317" w:type="dxa"/>
@@ -2877,22 +2692,6 @@
         </w:tc>
       </w:tr>
       <w:tr>
-        <w:tblPrEx>
-          <w:tblBorders>
-            <w:top w:val="single" w:color="FC0107" w:sz="12" w:space="0"/>
-            <w:left w:val="single" w:color="FC0107" w:sz="12" w:space="0"/>
-            <w:bottom w:val="single" w:color="FC0107" w:sz="12" w:space="0"/>
-            <w:right w:val="single" w:color="FC0107" w:sz="12" w:space="0"/>
-            <w:insideH w:val="single" w:color="FC0107" w:sz="8" w:space="0"/>
-            <w:insideV w:val="single" w:color="FC0107" w:sz="8" w:space="0"/>
-          </w:tblBorders>
-          <w:tblCellMar>
-            <w:top w:w="0" w:type="dxa"/>
-            <w:left w:w="108" w:type="dxa"/>
-            <w:bottom w:w="0" w:type="dxa"/>
-            <w:right w:w="108" w:type="dxa"/>
-          </w:tblCellMar>
-        </w:tblPrEx>
         <w:tc>
           <w:tcPr>
             <w:tcW w:w="1317" w:type="dxa"/>
@@ -3105,22 +2904,6 @@
         </w:tc>
       </w:tr>
       <w:tr>
-        <w:tblPrEx>
-          <w:tblBorders>
-            <w:top w:val="single" w:color="FC0107" w:sz="12" w:space="0"/>
-            <w:left w:val="single" w:color="FC0107" w:sz="12" w:space="0"/>
-            <w:bottom w:val="single" w:color="FC0107" w:sz="12" w:space="0"/>
-            <w:right w:val="single" w:color="FC0107" w:sz="12" w:space="0"/>
-            <w:insideH w:val="single" w:color="FC0107" w:sz="8" w:space="0"/>
-            <w:insideV w:val="single" w:color="FC0107" w:sz="8" w:space="0"/>
-          </w:tblBorders>
-          <w:tblCellMar>
-            <w:top w:w="0" w:type="dxa"/>
-            <w:left w:w="108" w:type="dxa"/>
-            <w:bottom w:w="0" w:type="dxa"/>
-            <w:right w:w="108" w:type="dxa"/>
-          </w:tblCellMar>
-        </w:tblPrEx>
         <w:tc>
           <w:tcPr>
             <w:tcW w:w="1317" w:type="dxa"/>
@@ -3276,22 +3059,6 @@
         </w:tc>
       </w:tr>
       <w:tr>
-        <w:tblPrEx>
-          <w:tblBorders>
-            <w:top w:val="single" w:color="FC0107" w:sz="12" w:space="0"/>
-            <w:left w:val="single" w:color="FC0107" w:sz="12" w:space="0"/>
-            <w:bottom w:val="single" w:color="FC0107" w:sz="12" w:space="0"/>
-            <w:right w:val="single" w:color="FC0107" w:sz="12" w:space="0"/>
-            <w:insideH w:val="single" w:color="FC0107" w:sz="8" w:space="0"/>
-            <w:insideV w:val="single" w:color="FC0107" w:sz="8" w:space="0"/>
-          </w:tblBorders>
-          <w:tblCellMar>
-            <w:top w:w="0" w:type="dxa"/>
-            <w:left w:w="108" w:type="dxa"/>
-            <w:bottom w:w="0" w:type="dxa"/>
-            <w:right w:w="108" w:type="dxa"/>
-          </w:tblCellMar>
-        </w:tblPrEx>
         <w:tc>
           <w:tcPr>
             <w:tcW w:w="1317" w:type="dxa"/>
@@ -3447,22 +3214,6 @@
         </w:tc>
       </w:tr>
       <w:tr>
-        <w:tblPrEx>
-          <w:tblBorders>
-            <w:top w:val="single" w:color="FC0107" w:sz="12" w:space="0"/>
-            <w:left w:val="single" w:color="FC0107" w:sz="12" w:space="0"/>
-            <w:bottom w:val="single" w:color="FC0107" w:sz="12" w:space="0"/>
-            <w:right w:val="single" w:color="FC0107" w:sz="12" w:space="0"/>
-            <w:insideH w:val="single" w:color="FC0107" w:sz="8" w:space="0"/>
-            <w:insideV w:val="single" w:color="FC0107" w:sz="8" w:space="0"/>
-          </w:tblBorders>
-          <w:tblCellMar>
-            <w:top w:w="0" w:type="dxa"/>
-            <w:left w:w="108" w:type="dxa"/>
-            <w:bottom w:w="0" w:type="dxa"/>
-            <w:right w:w="108" w:type="dxa"/>
-          </w:tblCellMar>
-        </w:tblPrEx>
         <w:tc>
           <w:tcPr>
             <w:tcW w:w="1317" w:type="dxa"/>
@@ -3750,22 +3501,6 @@
         </w:tc>
       </w:tr>
       <w:tr>
-        <w:tblPrEx>
-          <w:tblBorders>
-            <w:top w:val="single" w:color="FC0107" w:sz="12" w:space="0"/>
-            <w:left w:val="single" w:color="FC0107" w:sz="12" w:space="0"/>
-            <w:bottom w:val="single" w:color="FC0107" w:sz="12" w:space="0"/>
-            <w:right w:val="single" w:color="FC0107" w:sz="12" w:space="0"/>
-            <w:insideH w:val="single" w:color="FC0107" w:sz="8" w:space="0"/>
-            <w:insideV w:val="single" w:color="FC0107" w:sz="8" w:space="0"/>
-          </w:tblBorders>
-          <w:tblCellMar>
-            <w:top w:w="0" w:type="dxa"/>
-            <w:left w:w="108" w:type="dxa"/>
-            <w:bottom w:w="0" w:type="dxa"/>
-            <w:right w:w="108" w:type="dxa"/>
-          </w:tblCellMar>
-        </w:tblPrEx>
         <w:tc>
           <w:tcPr>
             <w:tcW w:w="1317" w:type="dxa"/>
@@ -3921,22 +3656,6 @@
         </w:tc>
       </w:tr>
       <w:tr>
-        <w:tblPrEx>
-          <w:tblBorders>
-            <w:top w:val="single" w:color="FC0107" w:sz="12" w:space="0"/>
-            <w:left w:val="single" w:color="FC0107" w:sz="12" w:space="0"/>
-            <w:bottom w:val="single" w:color="FC0107" w:sz="12" w:space="0"/>
-            <w:right w:val="single" w:color="FC0107" w:sz="12" w:space="0"/>
-            <w:insideH w:val="single" w:color="FC0107" w:sz="8" w:space="0"/>
-            <w:insideV w:val="single" w:color="FC0107" w:sz="8" w:space="0"/>
-          </w:tblBorders>
-          <w:tblCellMar>
-            <w:top w:w="0" w:type="dxa"/>
-            <w:left w:w="108" w:type="dxa"/>
-            <w:bottom w:w="0" w:type="dxa"/>
-            <w:right w:w="108" w:type="dxa"/>
-          </w:tblCellMar>
-        </w:tblPrEx>
         <w:tc>
           <w:tcPr>
             <w:tcW w:w="1317" w:type="dxa"/>
@@ -4111,22 +3830,6 @@
         </w:tc>
       </w:tr>
       <w:tr>
-        <w:tblPrEx>
-          <w:tblBorders>
-            <w:top w:val="single" w:color="FC0107" w:sz="12" w:space="0"/>
-            <w:left w:val="single" w:color="FC0107" w:sz="12" w:space="0"/>
-            <w:bottom w:val="single" w:color="FC0107" w:sz="12" w:space="0"/>
-            <w:right w:val="single" w:color="FC0107" w:sz="12" w:space="0"/>
-            <w:insideH w:val="single" w:color="FC0107" w:sz="8" w:space="0"/>
-            <w:insideV w:val="single" w:color="FC0107" w:sz="8" w:space="0"/>
-          </w:tblBorders>
-          <w:tblCellMar>
-            <w:top w:w="0" w:type="dxa"/>
-            <w:left w:w="108" w:type="dxa"/>
-            <w:bottom w:w="0" w:type="dxa"/>
-            <w:right w:w="108" w:type="dxa"/>
-          </w:tblCellMar>
-        </w:tblPrEx>
         <w:tc>
           <w:tcPr>
             <w:tcW w:w="1317" w:type="dxa"/>
@@ -4244,22 +3947,6 @@
         </w:tc>
       </w:tr>
       <w:tr>
-        <w:tblPrEx>
-          <w:tblBorders>
-            <w:top w:val="single" w:color="FC0107" w:sz="12" w:space="0"/>
-            <w:left w:val="single" w:color="FC0107" w:sz="12" w:space="0"/>
-            <w:bottom w:val="single" w:color="FC0107" w:sz="12" w:space="0"/>
-            <w:right w:val="single" w:color="FC0107" w:sz="12" w:space="0"/>
-            <w:insideH w:val="single" w:color="FC0107" w:sz="8" w:space="0"/>
-            <w:insideV w:val="single" w:color="FC0107" w:sz="8" w:space="0"/>
-          </w:tblBorders>
-          <w:tblCellMar>
-            <w:top w:w="0" w:type="dxa"/>
-            <w:left w:w="108" w:type="dxa"/>
-            <w:bottom w:w="0" w:type="dxa"/>
-            <w:right w:w="108" w:type="dxa"/>
-          </w:tblCellMar>
-        </w:tblPrEx>
         <w:tc>
           <w:tcPr>
             <w:tcW w:w="1317" w:type="dxa"/>
@@ -4513,22 +4200,6 @@
         </w:tc>
       </w:tr>
       <w:tr>
-        <w:tblPrEx>
-          <w:tblBorders>
-            <w:top w:val="single" w:color="FC0107" w:sz="12" w:space="0"/>
-            <w:left w:val="single" w:color="FC0107" w:sz="12" w:space="0"/>
-            <w:bottom w:val="single" w:color="FC0107" w:sz="12" w:space="0"/>
-            <w:right w:val="single" w:color="FC0107" w:sz="12" w:space="0"/>
-            <w:insideH w:val="single" w:color="FC0107" w:sz="8" w:space="0"/>
-            <w:insideV w:val="single" w:color="FC0107" w:sz="8" w:space="0"/>
-          </w:tblBorders>
-          <w:tblCellMar>
-            <w:top w:w="0" w:type="dxa"/>
-            <w:left w:w="108" w:type="dxa"/>
-            <w:bottom w:w="0" w:type="dxa"/>
-            <w:right w:w="108" w:type="dxa"/>
-          </w:tblCellMar>
-        </w:tblPrEx>
         <w:trPr>
           <w:trHeight w:val="327" w:hRule="atLeast"/>
         </w:trPr>
@@ -4649,22 +4320,6 @@
         </w:tc>
       </w:tr>
       <w:tr>
-        <w:tblPrEx>
-          <w:tblBorders>
-            <w:top w:val="single" w:color="FC0107" w:sz="12" w:space="0"/>
-            <w:left w:val="single" w:color="FC0107" w:sz="12" w:space="0"/>
-            <w:bottom w:val="single" w:color="FC0107" w:sz="12" w:space="0"/>
-            <w:right w:val="single" w:color="FC0107" w:sz="12" w:space="0"/>
-            <w:insideH w:val="single" w:color="FC0107" w:sz="8" w:space="0"/>
-            <w:insideV w:val="single" w:color="FC0107" w:sz="8" w:space="0"/>
-          </w:tblBorders>
-          <w:tblCellMar>
-            <w:top w:w="0" w:type="dxa"/>
-            <w:left w:w="108" w:type="dxa"/>
-            <w:bottom w:w="0" w:type="dxa"/>
-            <w:right w:w="108" w:type="dxa"/>
-          </w:tblCellMar>
-        </w:tblPrEx>
         <w:trPr>
           <w:trHeight w:val="281" w:hRule="atLeast"/>
         </w:trPr>
@@ -4920,22 +4575,6 @@
         </w:tc>
       </w:tr>
       <w:tr>
-        <w:tblPrEx>
-          <w:tblBorders>
-            <w:top w:val="single" w:color="FC0107" w:sz="12" w:space="0"/>
-            <w:left w:val="single" w:color="FC0107" w:sz="12" w:space="0"/>
-            <w:bottom w:val="single" w:color="FC0107" w:sz="12" w:space="0"/>
-            <w:right w:val="single" w:color="FC0107" w:sz="12" w:space="0"/>
-            <w:insideH w:val="single" w:color="FC0107" w:sz="8" w:space="0"/>
-            <w:insideV w:val="single" w:color="FC0107" w:sz="8" w:space="0"/>
-          </w:tblBorders>
-          <w:tblCellMar>
-            <w:top w:w="0" w:type="dxa"/>
-            <w:left w:w="108" w:type="dxa"/>
-            <w:bottom w:w="0" w:type="dxa"/>
-            <w:right w:w="108" w:type="dxa"/>
-          </w:tblCellMar>
-        </w:tblPrEx>
         <w:tc>
           <w:tcPr>
             <w:tcW w:w="1317" w:type="dxa"/>
@@ -5053,22 +4692,6 @@
         </w:tc>
       </w:tr>
       <w:tr>
-        <w:tblPrEx>
-          <w:tblBorders>
-            <w:top w:val="single" w:color="FC0107" w:sz="12" w:space="0"/>
-            <w:left w:val="single" w:color="FC0107" w:sz="12" w:space="0"/>
-            <w:bottom w:val="single" w:color="FC0107" w:sz="12" w:space="0"/>
-            <w:right w:val="single" w:color="FC0107" w:sz="12" w:space="0"/>
-            <w:insideH w:val="single" w:color="FC0107" w:sz="8" w:space="0"/>
-            <w:insideV w:val="single" w:color="FC0107" w:sz="8" w:space="0"/>
-          </w:tblBorders>
-          <w:tblCellMar>
-            <w:top w:w="0" w:type="dxa"/>
-            <w:left w:w="108" w:type="dxa"/>
-            <w:bottom w:w="0" w:type="dxa"/>
-            <w:right w:w="108" w:type="dxa"/>
-          </w:tblCellMar>
-        </w:tblPrEx>
         <w:tc>
           <w:tcPr>
             <w:tcW w:w="1317" w:type="dxa"/>
@@ -5271,22 +4894,6 @@
         </w:tc>
       </w:tr>
       <w:tr>
-        <w:tblPrEx>
-          <w:tblBorders>
-            <w:top w:val="single" w:color="FC0107" w:sz="12" w:space="0"/>
-            <w:left w:val="single" w:color="FC0107" w:sz="12" w:space="0"/>
-            <w:bottom w:val="single" w:color="FC0107" w:sz="12" w:space="0"/>
-            <w:right w:val="single" w:color="FC0107" w:sz="12" w:space="0"/>
-            <w:insideH w:val="single" w:color="FC0107" w:sz="8" w:space="0"/>
-            <w:insideV w:val="single" w:color="FC0107" w:sz="8" w:space="0"/>
-          </w:tblBorders>
-          <w:tblCellMar>
-            <w:top w:w="0" w:type="dxa"/>
-            <w:left w:w="108" w:type="dxa"/>
-            <w:bottom w:w="0" w:type="dxa"/>
-            <w:right w:w="108" w:type="dxa"/>
-          </w:tblCellMar>
-        </w:tblPrEx>
         <w:tc>
           <w:tcPr>
             <w:tcW w:w="1317" w:type="dxa"/>
@@ -5444,22 +5051,6 @@
         </w:tc>
       </w:tr>
       <w:tr>
-        <w:tblPrEx>
-          <w:tblBorders>
-            <w:top w:val="single" w:color="FC0107" w:sz="12" w:space="0"/>
-            <w:left w:val="single" w:color="FC0107" w:sz="12" w:space="0"/>
-            <w:bottom w:val="single" w:color="FC0107" w:sz="12" w:space="0"/>
-            <w:right w:val="single" w:color="FC0107" w:sz="12" w:space="0"/>
-            <w:insideH w:val="single" w:color="FC0107" w:sz="8" w:space="0"/>
-            <w:insideV w:val="single" w:color="FC0107" w:sz="8" w:space="0"/>
-          </w:tblBorders>
-          <w:tblCellMar>
-            <w:top w:w="0" w:type="dxa"/>
-            <w:left w:w="108" w:type="dxa"/>
-            <w:bottom w:w="0" w:type="dxa"/>
-            <w:right w:w="108" w:type="dxa"/>
-          </w:tblCellMar>
-        </w:tblPrEx>
         <w:trPr>
           <w:trHeight w:val="538" w:hRule="atLeast"/>
         </w:trPr>
@@ -5683,22 +5274,6 @@
         </w:tc>
       </w:tr>
       <w:tr>
-        <w:tblPrEx>
-          <w:tblBorders>
-            <w:top w:val="single" w:color="FC0107" w:sz="12" w:space="0"/>
-            <w:left w:val="single" w:color="FC0107" w:sz="12" w:space="0"/>
-            <w:bottom w:val="single" w:color="FC0107" w:sz="12" w:space="0"/>
-            <w:right w:val="single" w:color="FC0107" w:sz="12" w:space="0"/>
-            <w:insideH w:val="single" w:color="FC0107" w:sz="8" w:space="0"/>
-            <w:insideV w:val="single" w:color="FC0107" w:sz="8" w:space="0"/>
-          </w:tblBorders>
-          <w:tblCellMar>
-            <w:top w:w="0" w:type="dxa"/>
-            <w:left w:w="108" w:type="dxa"/>
-            <w:bottom w:w="0" w:type="dxa"/>
-            <w:right w:w="108" w:type="dxa"/>
-          </w:tblCellMar>
-        </w:tblPrEx>
         <w:trPr>
           <w:trHeight w:val="716" w:hRule="atLeast"/>
         </w:trPr>

--- a/templates/docx/custom/泉州东海湾实验学校综合素质发展报告单.docx
+++ b/templates/docx/custom/泉州东海湾实验学校综合素质发展报告单.docx
@@ -2,6 +2,33 @@
 <file path=word/document.xml><?xml version="1.0" encoding="utf-8"?>
 <w:document xmlns:wpc="http://schemas.microsoft.com/office/word/2010/wordprocessingCanvas" xmlns:mc="http://schemas.openxmlformats.org/markup-compatibility/2006" xmlns:o="urn:schemas-microsoft-com:office:office" xmlns:r="http://schemas.openxmlformats.org/officeDocument/2006/relationships" xmlns:m="http://schemas.openxmlformats.org/officeDocument/2006/math" xmlns:v="urn:schemas-microsoft-com:vml" xmlns:wp14="http://schemas.microsoft.com/office/word/2010/wordprocessingDrawing" xmlns:wp="http://schemas.openxmlformats.org/drawingml/2006/wordprocessingDrawing" xmlns:w="http://schemas.openxmlformats.org/wordprocessingml/2006/main" xmlns:w14="http://schemas.microsoft.com/office/word/2010/wordml" xmlns:w10="urn:schemas-microsoft-com:office:word" xmlns:w15="http://schemas.microsoft.com/office/word/2012/wordml" xmlns:wpg="http://schemas.microsoft.com/office/word/2010/wordprocessingGroup" xmlns:wpi="http://schemas.microsoft.com/office/word/2010/wordprocessingInk" xmlns:wne="http://schemas.microsoft.com/office/word/2006/wordml" xmlns:wps="http://schemas.microsoft.com/office/word/2010/wordprocessingShape" xmlns:wpsCustomData="http://www.wps.cn/officeDocument/2013/wpsCustomData" mc:Ignorable="w14 w15 wp14">
   <w:body>
+    <w:p>
+      <w:pPr>
+        <w:spacing w:line="400" w:lineRule="exact"/>
+        <w:jc w:val="center"/>
+        <w:rPr>
+          <w:rFonts w:ascii="Hiragino Sans GB W6" w:hAnsi="Hiragino Sans GB W6" w:eastAsia="Hiragino Sans GB W6" w:cs="Hiragino Sans GB W6"/>
+          <w:b/>
+          <w:color w:val="FF0000"/>
+          <w:sz w:val="32"/>
+          <w:szCs w:val="40"/>
+          <w:lang w:eastAsia="zh-Hans"/>
+        </w:rPr>
+      </w:pPr>
+      <w:bookmarkStart w:id="0" w:name="_GoBack"/>
+      <w:bookmarkEnd w:id="0"/>
+      <w:r>
+        <w:rPr>
+          <w:rFonts w:ascii="Hiragino Sans GB W6" w:hAnsi="Hiragino Sans GB W6" w:eastAsia="Hiragino Sans GB W6" w:cs="Hiragino Sans GB W6"/>
+          <w:b/>
+          <w:color w:val="FF0000"/>
+          <w:sz w:val="32"/>
+          <w:szCs w:val="40"/>
+          <w:lang w:eastAsia="zh-Hans"/>
+        </w:rPr>
+        <w:t xml:space="preserve">       </w:t>
+      </w:r>
+    </w:p>
     <w:p>
       <w:pPr>
         <w:spacing w:line="400" w:lineRule="exact"/>
@@ -15,8 +42,6 @@
           <w:lang w:eastAsia="zh-CN"/>
         </w:rPr>
       </w:pPr>
-      <w:bookmarkStart w:id="0" w:name="_GoBack"/>
-      <w:bookmarkEnd w:id="0"/>
       <w:r>
         <w:rPr>
           <w:rFonts w:ascii="Hiragino Sans GB W6" w:hAnsi="Hiragino Sans GB W6" w:eastAsia="Hiragino Sans GB W6" w:cs="Hiragino Sans GB W6"/>
@@ -157,6 +182,22 @@
         <w:gridCol w:w="650"/>
       </w:tblGrid>
       <w:tr>
+        <w:tblPrEx>
+          <w:tblBorders>
+            <w:top w:val="single" w:color="FC0107" w:sz="12" w:space="0"/>
+            <w:left w:val="single" w:color="FC0107" w:sz="12" w:space="0"/>
+            <w:bottom w:val="single" w:color="FC0107" w:sz="12" w:space="0"/>
+            <w:right w:val="single" w:color="FC0107" w:sz="12" w:space="0"/>
+            <w:insideH w:val="single" w:color="FC0107" w:sz="8" w:space="0"/>
+            <w:insideV w:val="single" w:color="FC0107" w:sz="8" w:space="0"/>
+          </w:tblBorders>
+          <w:tblCellMar>
+            <w:top w:w="0" w:type="dxa"/>
+            <w:left w:w="108" w:type="dxa"/>
+            <w:bottom w:w="0" w:type="dxa"/>
+            <w:right w:w="108" w:type="dxa"/>
+          </w:tblCellMar>
+        </w:tblPrEx>
         <w:tc>
           <w:tcPr>
             <w:tcW w:w="701" w:type="dxa"/>
@@ -396,6 +437,22 @@
         </w:tc>
       </w:tr>
       <w:tr>
+        <w:tblPrEx>
+          <w:tblBorders>
+            <w:top w:val="single" w:color="FC0107" w:sz="12" w:space="0"/>
+            <w:left w:val="single" w:color="FC0107" w:sz="12" w:space="0"/>
+            <w:bottom w:val="single" w:color="FC0107" w:sz="12" w:space="0"/>
+            <w:right w:val="single" w:color="FC0107" w:sz="12" w:space="0"/>
+            <w:insideH w:val="single" w:color="FC0107" w:sz="8" w:space="0"/>
+            <w:insideV w:val="single" w:color="FC0107" w:sz="8" w:space="0"/>
+          </w:tblBorders>
+          <w:tblCellMar>
+            <w:top w:w="0" w:type="dxa"/>
+            <w:left w:w="108" w:type="dxa"/>
+            <w:bottom w:w="0" w:type="dxa"/>
+            <w:right w:w="108" w:type="dxa"/>
+          </w:tblCellMar>
+        </w:tblPrEx>
         <w:trPr>
           <w:trHeight w:val="461" w:hRule="atLeast"/>
         </w:trPr>
@@ -692,6 +749,22 @@
         </w:tc>
       </w:tr>
       <w:tr>
+        <w:tblPrEx>
+          <w:tblBorders>
+            <w:top w:val="single" w:color="FC0107" w:sz="12" w:space="0"/>
+            <w:left w:val="single" w:color="FC0107" w:sz="12" w:space="0"/>
+            <w:bottom w:val="single" w:color="FC0107" w:sz="12" w:space="0"/>
+            <w:right w:val="single" w:color="FC0107" w:sz="12" w:space="0"/>
+            <w:insideH w:val="single" w:color="FC0107" w:sz="8" w:space="0"/>
+            <w:insideV w:val="single" w:color="FC0107" w:sz="8" w:space="0"/>
+          </w:tblBorders>
+          <w:tblCellMar>
+            <w:top w:w="0" w:type="dxa"/>
+            <w:left w:w="108" w:type="dxa"/>
+            <w:bottom w:w="0" w:type="dxa"/>
+            <w:right w:w="108" w:type="dxa"/>
+          </w:tblCellMar>
+        </w:tblPrEx>
         <w:tc>
           <w:tcPr>
             <w:tcW w:w="327" w:type="dxa"/>
@@ -884,6 +957,22 @@
         </w:tc>
       </w:tr>
       <w:tr>
+        <w:tblPrEx>
+          <w:tblBorders>
+            <w:top w:val="single" w:color="FC0107" w:sz="12" w:space="0"/>
+            <w:left w:val="single" w:color="FC0107" w:sz="12" w:space="0"/>
+            <w:bottom w:val="single" w:color="FC0107" w:sz="12" w:space="0"/>
+            <w:right w:val="single" w:color="FC0107" w:sz="12" w:space="0"/>
+            <w:insideH w:val="single" w:color="FC0107" w:sz="8" w:space="0"/>
+            <w:insideV w:val="single" w:color="FC0107" w:sz="8" w:space="0"/>
+          </w:tblBorders>
+          <w:tblCellMar>
+            <w:top w:w="0" w:type="dxa"/>
+            <w:left w:w="108" w:type="dxa"/>
+            <w:bottom w:w="0" w:type="dxa"/>
+            <w:right w:w="108" w:type="dxa"/>
+          </w:tblCellMar>
+        </w:tblPrEx>
         <w:trPr>
           <w:trHeight w:val="250" w:hRule="atLeast"/>
         </w:trPr>
@@ -986,6 +1075,22 @@
         </w:tc>
       </w:tr>
       <w:tr>
+        <w:tblPrEx>
+          <w:tblBorders>
+            <w:top w:val="single" w:color="FC0107" w:sz="12" w:space="0"/>
+            <w:left w:val="single" w:color="FC0107" w:sz="12" w:space="0"/>
+            <w:bottom w:val="single" w:color="FC0107" w:sz="12" w:space="0"/>
+            <w:right w:val="single" w:color="FC0107" w:sz="12" w:space="0"/>
+            <w:insideH w:val="single" w:color="FC0107" w:sz="8" w:space="0"/>
+            <w:insideV w:val="single" w:color="FC0107" w:sz="8" w:space="0"/>
+          </w:tblBorders>
+          <w:tblCellMar>
+            <w:top w:w="0" w:type="dxa"/>
+            <w:left w:w="108" w:type="dxa"/>
+            <w:bottom w:w="0" w:type="dxa"/>
+            <w:right w:w="108" w:type="dxa"/>
+          </w:tblCellMar>
+        </w:tblPrEx>
         <w:trPr>
           <w:trHeight w:val="111" w:hRule="atLeast"/>
         </w:trPr>
@@ -1458,6 +1563,22 @@
         </w:tc>
       </w:tr>
       <w:tr>
+        <w:tblPrEx>
+          <w:tblBorders>
+            <w:top w:val="single" w:color="FC0107" w:sz="12" w:space="0"/>
+            <w:left w:val="single" w:color="FC0107" w:sz="12" w:space="0"/>
+            <w:bottom w:val="single" w:color="FC0107" w:sz="12" w:space="0"/>
+            <w:right w:val="single" w:color="FC0107" w:sz="12" w:space="0"/>
+            <w:insideH w:val="single" w:color="FC0107" w:sz="8" w:space="0"/>
+            <w:insideV w:val="single" w:color="FC0107" w:sz="8" w:space="0"/>
+          </w:tblBorders>
+          <w:tblCellMar>
+            <w:top w:w="0" w:type="dxa"/>
+            <w:left w:w="108" w:type="dxa"/>
+            <w:bottom w:w="0" w:type="dxa"/>
+            <w:right w:w="108" w:type="dxa"/>
+          </w:tblCellMar>
+        </w:tblPrEx>
         <w:trPr>
           <w:trHeight w:val="749" w:hRule="atLeast"/>
         </w:trPr>
@@ -2142,6 +2263,22 @@
         </w:tc>
       </w:tr>
       <w:tr>
+        <w:tblPrEx>
+          <w:tblBorders>
+            <w:top w:val="single" w:color="FC0107" w:sz="12" w:space="0"/>
+            <w:left w:val="single" w:color="FC0107" w:sz="12" w:space="0"/>
+            <w:bottom w:val="single" w:color="FC0107" w:sz="12" w:space="0"/>
+            <w:right w:val="single" w:color="FC0107" w:sz="12" w:space="0"/>
+            <w:insideH w:val="single" w:color="FC0107" w:sz="8" w:space="0"/>
+            <w:insideV w:val="single" w:color="FC0107" w:sz="8" w:space="0"/>
+          </w:tblBorders>
+          <w:tblCellMar>
+            <w:top w:w="0" w:type="dxa"/>
+            <w:left w:w="108" w:type="dxa"/>
+            <w:bottom w:w="0" w:type="dxa"/>
+            <w:right w:w="108" w:type="dxa"/>
+          </w:tblCellMar>
+        </w:tblPrEx>
         <w:trPr>
           <w:trHeight w:val="1321" w:hRule="atLeast"/>
         </w:trPr>
@@ -2258,6 +2395,22 @@
         </w:tc>
       </w:tr>
       <w:tr>
+        <w:tblPrEx>
+          <w:tblBorders>
+            <w:top w:val="single" w:color="FC0107" w:sz="12" w:space="0"/>
+            <w:left w:val="single" w:color="FC0107" w:sz="12" w:space="0"/>
+            <w:bottom w:val="single" w:color="FC0107" w:sz="12" w:space="0"/>
+            <w:right w:val="single" w:color="FC0107" w:sz="12" w:space="0"/>
+            <w:insideH w:val="single" w:color="FC0107" w:sz="8" w:space="0"/>
+            <w:insideV w:val="single" w:color="FC0107" w:sz="8" w:space="0"/>
+          </w:tblBorders>
+          <w:tblCellMar>
+            <w:top w:w="0" w:type="dxa"/>
+            <w:left w:w="108" w:type="dxa"/>
+            <w:bottom w:w="0" w:type="dxa"/>
+            <w:right w:w="108" w:type="dxa"/>
+          </w:tblCellMar>
+        </w:tblPrEx>
         <w:trPr>
           <w:trHeight w:val="613" w:hRule="atLeast"/>
         </w:trPr>
@@ -2293,6 +2446,22 @@
         </w:tc>
       </w:tr>
       <w:tr>
+        <w:tblPrEx>
+          <w:tblBorders>
+            <w:top w:val="single" w:color="FC0107" w:sz="12" w:space="0"/>
+            <w:left w:val="single" w:color="FC0107" w:sz="12" w:space="0"/>
+            <w:bottom w:val="single" w:color="FC0107" w:sz="12" w:space="0"/>
+            <w:right w:val="single" w:color="FC0107" w:sz="12" w:space="0"/>
+            <w:insideH w:val="single" w:color="FC0107" w:sz="8" w:space="0"/>
+            <w:insideV w:val="single" w:color="FC0107" w:sz="8" w:space="0"/>
+          </w:tblBorders>
+          <w:tblCellMar>
+            <w:top w:w="0" w:type="dxa"/>
+            <w:left w:w="108" w:type="dxa"/>
+            <w:bottom w:w="0" w:type="dxa"/>
+            <w:right w:w="108" w:type="dxa"/>
+          </w:tblCellMar>
+        </w:tblPrEx>
         <w:tc>
           <w:tcPr>
             <w:tcW w:w="1317" w:type="dxa"/>
@@ -2423,6 +2592,22 @@
         </w:tc>
       </w:tr>
       <w:tr>
+        <w:tblPrEx>
+          <w:tblBorders>
+            <w:top w:val="single" w:color="FC0107" w:sz="12" w:space="0"/>
+            <w:left w:val="single" w:color="FC0107" w:sz="12" w:space="0"/>
+            <w:bottom w:val="single" w:color="FC0107" w:sz="12" w:space="0"/>
+            <w:right w:val="single" w:color="FC0107" w:sz="12" w:space="0"/>
+            <w:insideH w:val="single" w:color="FC0107" w:sz="8" w:space="0"/>
+            <w:insideV w:val="single" w:color="FC0107" w:sz="8" w:space="0"/>
+          </w:tblBorders>
+          <w:tblCellMar>
+            <w:top w:w="0" w:type="dxa"/>
+            <w:left w:w="108" w:type="dxa"/>
+            <w:bottom w:w="0" w:type="dxa"/>
+            <w:right w:w="108" w:type="dxa"/>
+          </w:tblCellMar>
+        </w:tblPrEx>
         <w:tc>
           <w:tcPr>
             <w:tcW w:w="1317" w:type="dxa"/>
@@ -2692,6 +2877,22 @@
         </w:tc>
       </w:tr>
       <w:tr>
+        <w:tblPrEx>
+          <w:tblBorders>
+            <w:top w:val="single" w:color="FC0107" w:sz="12" w:space="0"/>
+            <w:left w:val="single" w:color="FC0107" w:sz="12" w:space="0"/>
+            <w:bottom w:val="single" w:color="FC0107" w:sz="12" w:space="0"/>
+            <w:right w:val="single" w:color="FC0107" w:sz="12" w:space="0"/>
+            <w:insideH w:val="single" w:color="FC0107" w:sz="8" w:space="0"/>
+            <w:insideV w:val="single" w:color="FC0107" w:sz="8" w:space="0"/>
+          </w:tblBorders>
+          <w:tblCellMar>
+            <w:top w:w="0" w:type="dxa"/>
+            <w:left w:w="108" w:type="dxa"/>
+            <w:bottom w:w="0" w:type="dxa"/>
+            <w:right w:w="108" w:type="dxa"/>
+          </w:tblCellMar>
+        </w:tblPrEx>
         <w:tc>
           <w:tcPr>
             <w:tcW w:w="1317" w:type="dxa"/>
@@ -2904,6 +3105,22 @@
         </w:tc>
       </w:tr>
       <w:tr>
+        <w:tblPrEx>
+          <w:tblBorders>
+            <w:top w:val="single" w:color="FC0107" w:sz="12" w:space="0"/>
+            <w:left w:val="single" w:color="FC0107" w:sz="12" w:space="0"/>
+            <w:bottom w:val="single" w:color="FC0107" w:sz="12" w:space="0"/>
+            <w:right w:val="single" w:color="FC0107" w:sz="12" w:space="0"/>
+            <w:insideH w:val="single" w:color="FC0107" w:sz="8" w:space="0"/>
+            <w:insideV w:val="single" w:color="FC0107" w:sz="8" w:space="0"/>
+          </w:tblBorders>
+          <w:tblCellMar>
+            <w:top w:w="0" w:type="dxa"/>
+            <w:left w:w="108" w:type="dxa"/>
+            <w:bottom w:w="0" w:type="dxa"/>
+            <w:right w:w="108" w:type="dxa"/>
+          </w:tblCellMar>
+        </w:tblPrEx>
         <w:tc>
           <w:tcPr>
             <w:tcW w:w="1317" w:type="dxa"/>
@@ -3059,6 +3276,22 @@
         </w:tc>
       </w:tr>
       <w:tr>
+        <w:tblPrEx>
+          <w:tblBorders>
+            <w:top w:val="single" w:color="FC0107" w:sz="12" w:space="0"/>
+            <w:left w:val="single" w:color="FC0107" w:sz="12" w:space="0"/>
+            <w:bottom w:val="single" w:color="FC0107" w:sz="12" w:space="0"/>
+            <w:right w:val="single" w:color="FC0107" w:sz="12" w:space="0"/>
+            <w:insideH w:val="single" w:color="FC0107" w:sz="8" w:space="0"/>
+            <w:insideV w:val="single" w:color="FC0107" w:sz="8" w:space="0"/>
+          </w:tblBorders>
+          <w:tblCellMar>
+            <w:top w:w="0" w:type="dxa"/>
+            <w:left w:w="108" w:type="dxa"/>
+            <w:bottom w:w="0" w:type="dxa"/>
+            <w:right w:w="108" w:type="dxa"/>
+          </w:tblCellMar>
+        </w:tblPrEx>
         <w:tc>
           <w:tcPr>
             <w:tcW w:w="1317" w:type="dxa"/>
@@ -3214,6 +3447,22 @@
         </w:tc>
       </w:tr>
       <w:tr>
+        <w:tblPrEx>
+          <w:tblBorders>
+            <w:top w:val="single" w:color="FC0107" w:sz="12" w:space="0"/>
+            <w:left w:val="single" w:color="FC0107" w:sz="12" w:space="0"/>
+            <w:bottom w:val="single" w:color="FC0107" w:sz="12" w:space="0"/>
+            <w:right w:val="single" w:color="FC0107" w:sz="12" w:space="0"/>
+            <w:insideH w:val="single" w:color="FC0107" w:sz="8" w:space="0"/>
+            <w:insideV w:val="single" w:color="FC0107" w:sz="8" w:space="0"/>
+          </w:tblBorders>
+          <w:tblCellMar>
+            <w:top w:w="0" w:type="dxa"/>
+            <w:left w:w="108" w:type="dxa"/>
+            <w:bottom w:w="0" w:type="dxa"/>
+            <w:right w:w="108" w:type="dxa"/>
+          </w:tblCellMar>
+        </w:tblPrEx>
         <w:tc>
           <w:tcPr>
             <w:tcW w:w="1317" w:type="dxa"/>
@@ -3501,6 +3750,22 @@
         </w:tc>
       </w:tr>
       <w:tr>
+        <w:tblPrEx>
+          <w:tblBorders>
+            <w:top w:val="single" w:color="FC0107" w:sz="12" w:space="0"/>
+            <w:left w:val="single" w:color="FC0107" w:sz="12" w:space="0"/>
+            <w:bottom w:val="single" w:color="FC0107" w:sz="12" w:space="0"/>
+            <w:right w:val="single" w:color="FC0107" w:sz="12" w:space="0"/>
+            <w:insideH w:val="single" w:color="FC0107" w:sz="8" w:space="0"/>
+            <w:insideV w:val="single" w:color="FC0107" w:sz="8" w:space="0"/>
+          </w:tblBorders>
+          <w:tblCellMar>
+            <w:top w:w="0" w:type="dxa"/>
+            <w:left w:w="108" w:type="dxa"/>
+            <w:bottom w:w="0" w:type="dxa"/>
+            <w:right w:w="108" w:type="dxa"/>
+          </w:tblCellMar>
+        </w:tblPrEx>
         <w:tc>
           <w:tcPr>
             <w:tcW w:w="1317" w:type="dxa"/>
@@ -3656,6 +3921,22 @@
         </w:tc>
       </w:tr>
       <w:tr>
+        <w:tblPrEx>
+          <w:tblBorders>
+            <w:top w:val="single" w:color="FC0107" w:sz="12" w:space="0"/>
+            <w:left w:val="single" w:color="FC0107" w:sz="12" w:space="0"/>
+            <w:bottom w:val="single" w:color="FC0107" w:sz="12" w:space="0"/>
+            <w:right w:val="single" w:color="FC0107" w:sz="12" w:space="0"/>
+            <w:insideH w:val="single" w:color="FC0107" w:sz="8" w:space="0"/>
+            <w:insideV w:val="single" w:color="FC0107" w:sz="8" w:space="0"/>
+          </w:tblBorders>
+          <w:tblCellMar>
+            <w:top w:w="0" w:type="dxa"/>
+            <w:left w:w="108" w:type="dxa"/>
+            <w:bottom w:w="0" w:type="dxa"/>
+            <w:right w:w="108" w:type="dxa"/>
+          </w:tblCellMar>
+        </w:tblPrEx>
         <w:tc>
           <w:tcPr>
             <w:tcW w:w="1317" w:type="dxa"/>
@@ -3830,6 +4111,22 @@
         </w:tc>
       </w:tr>
       <w:tr>
+        <w:tblPrEx>
+          <w:tblBorders>
+            <w:top w:val="single" w:color="FC0107" w:sz="12" w:space="0"/>
+            <w:left w:val="single" w:color="FC0107" w:sz="12" w:space="0"/>
+            <w:bottom w:val="single" w:color="FC0107" w:sz="12" w:space="0"/>
+            <w:right w:val="single" w:color="FC0107" w:sz="12" w:space="0"/>
+            <w:insideH w:val="single" w:color="FC0107" w:sz="8" w:space="0"/>
+            <w:insideV w:val="single" w:color="FC0107" w:sz="8" w:space="0"/>
+          </w:tblBorders>
+          <w:tblCellMar>
+            <w:top w:w="0" w:type="dxa"/>
+            <w:left w:w="108" w:type="dxa"/>
+            <w:bottom w:w="0" w:type="dxa"/>
+            <w:right w:w="108" w:type="dxa"/>
+          </w:tblCellMar>
+        </w:tblPrEx>
         <w:tc>
           <w:tcPr>
             <w:tcW w:w="1317" w:type="dxa"/>
@@ -3947,6 +4244,22 @@
         </w:tc>
       </w:tr>
       <w:tr>
+        <w:tblPrEx>
+          <w:tblBorders>
+            <w:top w:val="single" w:color="FC0107" w:sz="12" w:space="0"/>
+            <w:left w:val="single" w:color="FC0107" w:sz="12" w:space="0"/>
+            <w:bottom w:val="single" w:color="FC0107" w:sz="12" w:space="0"/>
+            <w:right w:val="single" w:color="FC0107" w:sz="12" w:space="0"/>
+            <w:insideH w:val="single" w:color="FC0107" w:sz="8" w:space="0"/>
+            <w:insideV w:val="single" w:color="FC0107" w:sz="8" w:space="0"/>
+          </w:tblBorders>
+          <w:tblCellMar>
+            <w:top w:w="0" w:type="dxa"/>
+            <w:left w:w="108" w:type="dxa"/>
+            <w:bottom w:w="0" w:type="dxa"/>
+            <w:right w:w="108" w:type="dxa"/>
+          </w:tblCellMar>
+        </w:tblPrEx>
         <w:tc>
           <w:tcPr>
             <w:tcW w:w="1317" w:type="dxa"/>
@@ -4200,6 +4513,22 @@
         </w:tc>
       </w:tr>
       <w:tr>
+        <w:tblPrEx>
+          <w:tblBorders>
+            <w:top w:val="single" w:color="FC0107" w:sz="12" w:space="0"/>
+            <w:left w:val="single" w:color="FC0107" w:sz="12" w:space="0"/>
+            <w:bottom w:val="single" w:color="FC0107" w:sz="12" w:space="0"/>
+            <w:right w:val="single" w:color="FC0107" w:sz="12" w:space="0"/>
+            <w:insideH w:val="single" w:color="FC0107" w:sz="8" w:space="0"/>
+            <w:insideV w:val="single" w:color="FC0107" w:sz="8" w:space="0"/>
+          </w:tblBorders>
+          <w:tblCellMar>
+            <w:top w:w="0" w:type="dxa"/>
+            <w:left w:w="108" w:type="dxa"/>
+            <w:bottom w:w="0" w:type="dxa"/>
+            <w:right w:w="108" w:type="dxa"/>
+          </w:tblCellMar>
+        </w:tblPrEx>
         <w:trPr>
           <w:trHeight w:val="327" w:hRule="atLeast"/>
         </w:trPr>
@@ -4320,6 +4649,22 @@
         </w:tc>
       </w:tr>
       <w:tr>
+        <w:tblPrEx>
+          <w:tblBorders>
+            <w:top w:val="single" w:color="FC0107" w:sz="12" w:space="0"/>
+            <w:left w:val="single" w:color="FC0107" w:sz="12" w:space="0"/>
+            <w:bottom w:val="single" w:color="FC0107" w:sz="12" w:space="0"/>
+            <w:right w:val="single" w:color="FC0107" w:sz="12" w:space="0"/>
+            <w:insideH w:val="single" w:color="FC0107" w:sz="8" w:space="0"/>
+            <w:insideV w:val="single" w:color="FC0107" w:sz="8" w:space="0"/>
+          </w:tblBorders>
+          <w:tblCellMar>
+            <w:top w:w="0" w:type="dxa"/>
+            <w:left w:w="108" w:type="dxa"/>
+            <w:bottom w:w="0" w:type="dxa"/>
+            <w:right w:w="108" w:type="dxa"/>
+          </w:tblCellMar>
+        </w:tblPrEx>
         <w:trPr>
           <w:trHeight w:val="281" w:hRule="atLeast"/>
         </w:trPr>
@@ -4575,6 +4920,22 @@
         </w:tc>
       </w:tr>
       <w:tr>
+        <w:tblPrEx>
+          <w:tblBorders>
+            <w:top w:val="single" w:color="FC0107" w:sz="12" w:space="0"/>
+            <w:left w:val="single" w:color="FC0107" w:sz="12" w:space="0"/>
+            <w:bottom w:val="single" w:color="FC0107" w:sz="12" w:space="0"/>
+            <w:right w:val="single" w:color="FC0107" w:sz="12" w:space="0"/>
+            <w:insideH w:val="single" w:color="FC0107" w:sz="8" w:space="0"/>
+            <w:insideV w:val="single" w:color="FC0107" w:sz="8" w:space="0"/>
+          </w:tblBorders>
+          <w:tblCellMar>
+            <w:top w:w="0" w:type="dxa"/>
+            <w:left w:w="108" w:type="dxa"/>
+            <w:bottom w:w="0" w:type="dxa"/>
+            <w:right w:w="108" w:type="dxa"/>
+          </w:tblCellMar>
+        </w:tblPrEx>
         <w:tc>
           <w:tcPr>
             <w:tcW w:w="1317" w:type="dxa"/>
@@ -4692,6 +5053,22 @@
         </w:tc>
       </w:tr>
       <w:tr>
+        <w:tblPrEx>
+          <w:tblBorders>
+            <w:top w:val="single" w:color="FC0107" w:sz="12" w:space="0"/>
+            <w:left w:val="single" w:color="FC0107" w:sz="12" w:space="0"/>
+            <w:bottom w:val="single" w:color="FC0107" w:sz="12" w:space="0"/>
+            <w:right w:val="single" w:color="FC0107" w:sz="12" w:space="0"/>
+            <w:insideH w:val="single" w:color="FC0107" w:sz="8" w:space="0"/>
+            <w:insideV w:val="single" w:color="FC0107" w:sz="8" w:space="0"/>
+          </w:tblBorders>
+          <w:tblCellMar>
+            <w:top w:w="0" w:type="dxa"/>
+            <w:left w:w="108" w:type="dxa"/>
+            <w:bottom w:w="0" w:type="dxa"/>
+            <w:right w:w="108" w:type="dxa"/>
+          </w:tblCellMar>
+        </w:tblPrEx>
         <w:tc>
           <w:tcPr>
             <w:tcW w:w="1317" w:type="dxa"/>
@@ -4894,6 +5271,22 @@
         </w:tc>
       </w:tr>
       <w:tr>
+        <w:tblPrEx>
+          <w:tblBorders>
+            <w:top w:val="single" w:color="FC0107" w:sz="12" w:space="0"/>
+            <w:left w:val="single" w:color="FC0107" w:sz="12" w:space="0"/>
+            <w:bottom w:val="single" w:color="FC0107" w:sz="12" w:space="0"/>
+            <w:right w:val="single" w:color="FC0107" w:sz="12" w:space="0"/>
+            <w:insideH w:val="single" w:color="FC0107" w:sz="8" w:space="0"/>
+            <w:insideV w:val="single" w:color="FC0107" w:sz="8" w:space="0"/>
+          </w:tblBorders>
+          <w:tblCellMar>
+            <w:top w:w="0" w:type="dxa"/>
+            <w:left w:w="108" w:type="dxa"/>
+            <w:bottom w:w="0" w:type="dxa"/>
+            <w:right w:w="108" w:type="dxa"/>
+          </w:tblCellMar>
+        </w:tblPrEx>
         <w:tc>
           <w:tcPr>
             <w:tcW w:w="1317" w:type="dxa"/>
@@ -5051,6 +5444,22 @@
         </w:tc>
       </w:tr>
       <w:tr>
+        <w:tblPrEx>
+          <w:tblBorders>
+            <w:top w:val="single" w:color="FC0107" w:sz="12" w:space="0"/>
+            <w:left w:val="single" w:color="FC0107" w:sz="12" w:space="0"/>
+            <w:bottom w:val="single" w:color="FC0107" w:sz="12" w:space="0"/>
+            <w:right w:val="single" w:color="FC0107" w:sz="12" w:space="0"/>
+            <w:insideH w:val="single" w:color="FC0107" w:sz="8" w:space="0"/>
+            <w:insideV w:val="single" w:color="FC0107" w:sz="8" w:space="0"/>
+          </w:tblBorders>
+          <w:tblCellMar>
+            <w:top w:w="0" w:type="dxa"/>
+            <w:left w:w="108" w:type="dxa"/>
+            <w:bottom w:w="0" w:type="dxa"/>
+            <w:right w:w="108" w:type="dxa"/>
+          </w:tblCellMar>
+        </w:tblPrEx>
         <w:trPr>
           <w:trHeight w:val="538" w:hRule="atLeast"/>
         </w:trPr>
@@ -5274,6 +5683,22 @@
         </w:tc>
       </w:tr>
       <w:tr>
+        <w:tblPrEx>
+          <w:tblBorders>
+            <w:top w:val="single" w:color="FC0107" w:sz="12" w:space="0"/>
+            <w:left w:val="single" w:color="FC0107" w:sz="12" w:space="0"/>
+            <w:bottom w:val="single" w:color="FC0107" w:sz="12" w:space="0"/>
+            <w:right w:val="single" w:color="FC0107" w:sz="12" w:space="0"/>
+            <w:insideH w:val="single" w:color="FC0107" w:sz="8" w:space="0"/>
+            <w:insideV w:val="single" w:color="FC0107" w:sz="8" w:space="0"/>
+          </w:tblBorders>
+          <w:tblCellMar>
+            <w:top w:w="0" w:type="dxa"/>
+            <w:left w:w="108" w:type="dxa"/>
+            <w:bottom w:w="0" w:type="dxa"/>
+            <w:right w:w="108" w:type="dxa"/>
+          </w:tblCellMar>
+        </w:tblPrEx>
         <w:trPr>
           <w:trHeight w:val="716" w:hRule="atLeast"/>
         </w:trPr>

--- a/templates/docx/custom/泉州东海湾实验学校综合素质发展报告单.docx
+++ b/templates/docx/custom/泉州东海湾实验学校综合素质发展报告单.docx
@@ -2,31 +2,6 @@
 <file path=word/document.xml><?xml version="1.0" encoding="utf-8"?>
 <w:document xmlns:wpc="http://schemas.microsoft.com/office/word/2010/wordprocessingCanvas" xmlns:mc="http://schemas.openxmlformats.org/markup-compatibility/2006" xmlns:o="urn:schemas-microsoft-com:office:office" xmlns:r="http://schemas.openxmlformats.org/officeDocument/2006/relationships" xmlns:m="http://schemas.openxmlformats.org/officeDocument/2006/math" xmlns:v="urn:schemas-microsoft-com:vml" xmlns:wp14="http://schemas.microsoft.com/office/word/2010/wordprocessingDrawing" xmlns:wp="http://schemas.openxmlformats.org/drawingml/2006/wordprocessingDrawing" xmlns:w="http://schemas.openxmlformats.org/wordprocessingml/2006/main" xmlns:w14="http://schemas.microsoft.com/office/word/2010/wordml" xmlns:w10="urn:schemas-microsoft-com:office:word" xmlns:w15="http://schemas.microsoft.com/office/word/2012/wordml" xmlns:wpg="http://schemas.microsoft.com/office/word/2010/wordprocessingGroup" xmlns:wpi="http://schemas.microsoft.com/office/word/2010/wordprocessingInk" xmlns:wne="http://schemas.microsoft.com/office/word/2006/wordml" xmlns:wps="http://schemas.microsoft.com/office/word/2010/wordprocessingShape" xmlns:wpsCustomData="http://www.wps.cn/officeDocument/2013/wpsCustomData" mc:Ignorable="w14 w15 wp14">
   <w:body>
-    <w:p>
-      <w:pPr>
-        <w:spacing w:line="400" w:lineRule="exact"/>
-        <w:jc w:val="center"/>
-        <w:rPr>
-          <w:rFonts w:ascii="Hiragino Sans GB W6" w:hAnsi="Hiragino Sans GB W6" w:eastAsia="Hiragino Sans GB W6" w:cs="Hiragino Sans GB W6"/>
-          <w:b/>
-          <w:color w:val="FF0000"/>
-          <w:sz w:val="32"/>
-          <w:szCs w:val="40"/>
-          <w:lang w:eastAsia="zh-Hans"/>
-        </w:rPr>
-      </w:pPr>
-      <w:r>
-        <w:rPr>
-          <w:rFonts w:ascii="Hiragino Sans GB W6" w:hAnsi="Hiragino Sans GB W6" w:eastAsia="Hiragino Sans GB W6" w:cs="Hiragino Sans GB W6"/>
-          <w:b/>
-          <w:color w:val="FF0000"/>
-          <w:sz w:val="32"/>
-          <w:szCs w:val="40"/>
-          <w:lang w:eastAsia="zh-Hans"/>
-        </w:rPr>
-        <w:t xml:space="preserve">       </w:t>
-      </w:r>
-    </w:p>
     <w:p>
       <w:pPr>
         <w:spacing w:line="400" w:lineRule="exact"/>
@@ -96,20 +71,6 @@
         <w:t>}}</w:t>
       </w:r>
     </w:p>
-    <w:p>
-      <w:pPr>
-        <w:spacing w:line="400" w:lineRule="exact"/>
-        <w:jc w:val="center"/>
-        <w:rPr>
-          <w:rFonts w:hint="eastAsia" w:ascii="Hiragino Sans GB W6" w:hAnsi="Hiragino Sans GB W6" w:eastAsia="Hiragino Sans GB W6" w:cs="Hiragino Sans GB W6"/>
-          <w:b/>
-          <w:color w:val="FF0000"/>
-          <w:sz w:val="32"/>
-          <w:szCs w:val="40"/>
-          <w:lang w:eastAsia="zh-Hans"/>
-        </w:rPr>
-      </w:pPr>
-    </w:p>
     <w:tbl>
       <w:tblPr>
         <w:tblStyle w:val="6"/>
@@ -132,14 +93,13 @@
         </w:tblCellMar>
       </w:tblPr>
       <w:tblGrid>
-        <w:gridCol w:w="327"/>
-        <w:gridCol w:w="374"/>
-        <w:gridCol w:w="291"/>
-        <w:gridCol w:w="14"/>
-        <w:gridCol w:w="311"/>
-        <w:gridCol w:w="361"/>
-        <w:gridCol w:w="7"/>
-        <w:gridCol w:w="337"/>
+        <w:gridCol w:w="448"/>
+        <w:gridCol w:w="253"/>
+        <w:gridCol w:w="315"/>
+        <w:gridCol w:w="181"/>
+        <w:gridCol w:w="120"/>
+        <w:gridCol w:w="354"/>
+        <w:gridCol w:w="351"/>
         <w:gridCol w:w="328"/>
         <w:gridCol w:w="233"/>
         <w:gridCol w:w="439"/>
@@ -158,22 +118,6 @@
         <w:gridCol w:w="650"/>
       </w:tblGrid>
       <w:tr>
-        <w:tblPrEx>
-          <w:tblBorders>
-            <w:top w:val="single" w:color="FC0107" w:sz="12" w:space="0"/>
-            <w:left w:val="single" w:color="FC0107" w:sz="12" w:space="0"/>
-            <w:bottom w:val="single" w:color="FC0107" w:sz="12" w:space="0"/>
-            <w:right w:val="single" w:color="FC0107" w:sz="12" w:space="0"/>
-            <w:insideH w:val="single" w:color="FC0107" w:sz="8" w:space="0"/>
-            <w:insideV w:val="single" w:color="FC0107" w:sz="8" w:space="0"/>
-          </w:tblBorders>
-          <w:tblCellMar>
-            <w:top w:w="0" w:type="dxa"/>
-            <w:left w:w="108" w:type="dxa"/>
-            <w:bottom w:w="0" w:type="dxa"/>
-            <w:right w:w="108" w:type="dxa"/>
-          </w:tblCellMar>
-        </w:tblPrEx>
         <w:tc>
           <w:tcPr>
             <w:tcW w:w="701" w:type="dxa"/>
@@ -209,7 +153,7 @@
         <w:tc>
           <w:tcPr>
             <w:tcW w:w="1882" w:type="dxa"/>
-            <w:gridSpan w:val="8"/>
+            <w:gridSpan w:val="7"/>
             <w:tcBorders>
               <w:tl2br w:val="nil"/>
               <w:tr2bl w:val="nil"/>
@@ -413,28 +357,12 @@
         </w:tc>
       </w:tr>
       <w:tr>
-        <w:tblPrEx>
-          <w:tblBorders>
-            <w:top w:val="single" w:color="FC0107" w:sz="12" w:space="0"/>
-            <w:left w:val="single" w:color="FC0107" w:sz="12" w:space="0"/>
-            <w:bottom w:val="single" w:color="FC0107" w:sz="12" w:space="0"/>
-            <w:right w:val="single" w:color="FC0107" w:sz="12" w:space="0"/>
-            <w:insideH w:val="single" w:color="FC0107" w:sz="8" w:space="0"/>
-            <w:insideV w:val="single" w:color="FC0107" w:sz="8" w:space="0"/>
-          </w:tblBorders>
-          <w:tblCellMar>
-            <w:top w:w="0" w:type="dxa"/>
-            <w:left w:w="108" w:type="dxa"/>
-            <w:bottom w:w="0" w:type="dxa"/>
-            <w:right w:w="108" w:type="dxa"/>
-          </w:tblCellMar>
-        </w:tblPrEx>
         <w:trPr>
           <w:trHeight w:val="461" w:hRule="atLeast"/>
         </w:trPr>
         <w:tc>
           <w:tcPr>
-            <w:tcW w:w="327" w:type="dxa"/>
+            <w:tcW w:w="448" w:type="dxa"/>
             <w:vMerge w:val="restart"/>
             <w:tcBorders>
               <w:tl2br w:val="nil"/>
@@ -468,8 +396,8 @@
         </w:tc>
         <w:tc>
           <w:tcPr>
-            <w:tcW w:w="665" w:type="dxa"/>
-            <w:gridSpan w:val="2"/>
+            <w:tcW w:w="749" w:type="dxa"/>
+            <w:gridSpan w:val="3"/>
             <w:tcBorders>
               <w:tl2br w:val="nil"/>
               <w:tr2bl w:val="nil"/>
@@ -500,8 +428,8 @@
         </w:tc>
         <w:tc>
           <w:tcPr>
-            <w:tcW w:w="1591" w:type="dxa"/>
-            <w:gridSpan w:val="7"/>
+            <w:tcW w:w="1386" w:type="dxa"/>
+            <w:gridSpan w:val="5"/>
             <w:tcBorders>
               <w:tl2br w:val="nil"/>
               <w:tr2bl w:val="nil"/>
@@ -725,25 +653,9 @@
         </w:tc>
       </w:tr>
       <w:tr>
-        <w:tblPrEx>
-          <w:tblBorders>
-            <w:top w:val="single" w:color="FC0107" w:sz="12" w:space="0"/>
-            <w:left w:val="single" w:color="FC0107" w:sz="12" w:space="0"/>
-            <w:bottom w:val="single" w:color="FC0107" w:sz="12" w:space="0"/>
-            <w:right w:val="single" w:color="FC0107" w:sz="12" w:space="0"/>
-            <w:insideH w:val="single" w:color="FC0107" w:sz="8" w:space="0"/>
-            <w:insideV w:val="single" w:color="FC0107" w:sz="8" w:space="0"/>
-          </w:tblBorders>
-          <w:tblCellMar>
-            <w:top w:w="0" w:type="dxa"/>
-            <w:left w:w="108" w:type="dxa"/>
-            <w:bottom w:w="0" w:type="dxa"/>
-            <w:right w:w="108" w:type="dxa"/>
-          </w:tblCellMar>
-        </w:tblPrEx>
-        <w:tc>
-          <w:tcPr>
-            <w:tcW w:w="327" w:type="dxa"/>
+        <w:tc>
+          <w:tcPr>
+            <w:tcW w:w="448" w:type="dxa"/>
             <w:vMerge w:val="continue"/>
             <w:tcBorders>
               <w:tl2br w:val="nil"/>
@@ -765,8 +677,8 @@
         </w:tc>
         <w:tc>
           <w:tcPr>
-            <w:tcW w:w="665" w:type="dxa"/>
-            <w:gridSpan w:val="2"/>
+            <w:tcW w:w="749" w:type="dxa"/>
+            <w:gridSpan w:val="3"/>
             <w:tcBorders>
               <w:tl2br w:val="nil"/>
               <w:tr2bl w:val="nil"/>
@@ -797,8 +709,8 @@
         </w:tc>
         <w:tc>
           <w:tcPr>
-            <w:tcW w:w="3880" w:type="dxa"/>
-            <w:gridSpan w:val="11"/>
+            <w:tcW w:w="3675" w:type="dxa"/>
+            <w:gridSpan w:val="9"/>
             <w:tcBorders>
               <w:tl2br w:val="nil"/>
               <w:tr2bl w:val="nil"/>
@@ -933,28 +845,12 @@
         </w:tc>
       </w:tr>
       <w:tr>
-        <w:tblPrEx>
-          <w:tblBorders>
-            <w:top w:val="single" w:color="FC0107" w:sz="12" w:space="0"/>
-            <w:left w:val="single" w:color="FC0107" w:sz="12" w:space="0"/>
-            <w:bottom w:val="single" w:color="FC0107" w:sz="12" w:space="0"/>
-            <w:right w:val="single" w:color="FC0107" w:sz="12" w:space="0"/>
-            <w:insideH w:val="single" w:color="FC0107" w:sz="8" w:space="0"/>
-            <w:insideV w:val="single" w:color="FC0107" w:sz="8" w:space="0"/>
-          </w:tblBorders>
-          <w:tblCellMar>
-            <w:top w:w="0" w:type="dxa"/>
-            <w:left w:w="108" w:type="dxa"/>
-            <w:bottom w:w="0" w:type="dxa"/>
-            <w:right w:w="108" w:type="dxa"/>
-          </w:tblCellMar>
-        </w:tblPrEx>
         <w:trPr>
           <w:trHeight w:val="250" w:hRule="atLeast"/>
         </w:trPr>
         <w:tc>
           <w:tcPr>
-            <w:tcW w:w="327" w:type="dxa"/>
+            <w:tcW w:w="448" w:type="dxa"/>
             <w:vMerge w:val="continue"/>
             <w:tcBorders>
               <w:tl2br w:val="nil"/>
@@ -976,7 +872,7 @@
         </w:tc>
         <w:tc>
           <w:tcPr>
-            <w:tcW w:w="1351" w:type="dxa"/>
+            <w:tcW w:w="1223" w:type="dxa"/>
             <w:gridSpan w:val="5"/>
             <w:tcBorders>
               <w:tl2br w:val="nil"/>
@@ -1008,8 +904,8 @@
         </w:tc>
         <w:tc>
           <w:tcPr>
-            <w:tcW w:w="7283" w:type="dxa"/>
-            <w:gridSpan w:val="18"/>
+            <w:tcW w:w="7290" w:type="dxa"/>
+            <w:gridSpan w:val="17"/>
             <w:tcBorders>
               <w:tl2br w:val="nil"/>
               <w:tr2bl w:val="nil"/>
@@ -1051,28 +947,12 @@
         </w:tc>
       </w:tr>
       <w:tr>
-        <w:tblPrEx>
-          <w:tblBorders>
-            <w:top w:val="single" w:color="FC0107" w:sz="12" w:space="0"/>
-            <w:left w:val="single" w:color="FC0107" w:sz="12" w:space="0"/>
-            <w:bottom w:val="single" w:color="FC0107" w:sz="12" w:space="0"/>
-            <w:right w:val="single" w:color="FC0107" w:sz="12" w:space="0"/>
-            <w:insideH w:val="single" w:color="FC0107" w:sz="8" w:space="0"/>
-            <w:insideV w:val="single" w:color="FC0107" w:sz="8" w:space="0"/>
-          </w:tblBorders>
-          <w:tblCellMar>
-            <w:top w:w="0" w:type="dxa"/>
-            <w:left w:w="108" w:type="dxa"/>
-            <w:bottom w:w="0" w:type="dxa"/>
-            <w:right w:w="108" w:type="dxa"/>
-          </w:tblCellMar>
-        </w:tblPrEx>
         <w:trPr>
           <w:trHeight w:val="111" w:hRule="atLeast"/>
         </w:trPr>
         <w:tc>
           <w:tcPr>
-            <w:tcW w:w="327" w:type="dxa"/>
+            <w:tcW w:w="448" w:type="dxa"/>
             <w:vMerge w:val="restart"/>
             <w:tcBorders>
               <w:tl2br w:val="nil"/>
@@ -1106,35 +986,108 @@
         </w:tc>
         <w:tc>
           <w:tcPr>
+            <w:tcW w:w="568" w:type="dxa"/>
+            <w:gridSpan w:val="2"/>
+            <w:vMerge w:val="restart"/>
+            <w:tcBorders>
+              <w:tl2br w:val="nil"/>
+              <w:tr2bl w:val="nil"/>
+            </w:tcBorders>
+            <w:vAlign w:val="center"/>
+          </w:tcPr>
+          <w:p>
+            <w:pPr>
+              <w:jc w:val="center"/>
+              <w:rPr>
+                <w:rFonts w:hint="eastAsia" w:eastAsiaTheme="minorEastAsia"/>
+                <w:b/>
+                <w:bCs/>
+                <w:color w:val="FF0000"/>
+                <w:szCs w:val="21"/>
+                <w:lang w:eastAsia="zh-CN"/>
+              </w:rPr>
+            </w:pPr>
+            <w:r>
+              <w:rPr>
+                <w:rFonts w:hint="eastAsia"/>
+                <w:b/>
+                <w:bCs/>
+                <w:color w:val="FF0000"/>
+                <w:szCs w:val="21"/>
+                <w:lang w:val="en-US" w:eastAsia="zh-CN"/>
+              </w:rPr>
+              <w:t>等级</w:t>
+            </w:r>
+            <w:bookmarkStart w:id="0" w:name="_GoBack"/>
+            <w:bookmarkEnd w:id="0"/>
+          </w:p>
+        </w:tc>
+        <w:tc>
+          <w:tcPr>
+            <w:tcW w:w="655" w:type="dxa"/>
+            <w:gridSpan w:val="3"/>
+            <w:tcBorders>
+              <w:tl2br w:val="nil"/>
+              <w:tr2bl w:val="nil"/>
+            </w:tcBorders>
+            <w:vAlign w:val="center"/>
+          </w:tcPr>
+          <w:p>
+            <w:pPr>
+              <w:jc w:val="center"/>
+              <w:rPr>
+                <w:rFonts w:hint="eastAsia"/>
+                <w:b/>
+                <w:bCs/>
+                <w:color w:val="FF0000"/>
+                <w:szCs w:val="21"/>
+                <w:lang w:eastAsia="zh-Hans"/>
+              </w:rPr>
+            </w:pPr>
+            <w:r>
+              <w:rPr>
+                <w:rFonts w:hint="eastAsia"/>
+                <w:b/>
+                <w:bCs/>
+                <w:color w:val="FF0000"/>
+                <w:szCs w:val="21"/>
+                <w:lang w:eastAsia="zh-Hans"/>
+              </w:rPr>
+              <w:t>道法</w:t>
+            </w:r>
+          </w:p>
+        </w:tc>
+        <w:tc>
+          <w:tcPr>
             <w:tcW w:w="679" w:type="dxa"/>
-            <w:gridSpan w:val="3"/>
-            <w:tcBorders>
-              <w:tl2br w:val="nil"/>
-              <w:tr2bl w:val="nil"/>
-            </w:tcBorders>
-            <w:vAlign w:val="center"/>
-          </w:tcPr>
-          <w:p>
-            <w:pPr>
-              <w:jc w:val="center"/>
-              <w:rPr>
-                <w:b/>
-                <w:bCs/>
-                <w:color w:val="FF0000"/>
-                <w:szCs w:val="21"/>
-                <w:lang w:eastAsia="zh-Hans"/>
-              </w:rPr>
-            </w:pPr>
-            <w:r>
-              <w:rPr>
-                <w:rFonts w:hint="eastAsia"/>
-                <w:b/>
-                <w:bCs/>
-                <w:color w:val="FF0000"/>
-                <w:szCs w:val="21"/>
-                <w:lang w:eastAsia="zh-Hans"/>
-              </w:rPr>
-              <w:t>学科</w:t>
+            <w:gridSpan w:val="2"/>
+            <w:tcBorders>
+              <w:tl2br w:val="nil"/>
+              <w:tr2bl w:val="nil"/>
+            </w:tcBorders>
+            <w:vAlign w:val="center"/>
+          </w:tcPr>
+          <w:p>
+            <w:pPr>
+              <w:jc w:val="center"/>
+              <w:rPr>
+                <w:b/>
+                <w:bCs/>
+                <w:color w:val="FF0000"/>
+                <w:szCs w:val="21"/>
+                <w:lang w:eastAsia="zh-Hans"/>
+              </w:rPr>
+            </w:pPr>
+            <w:r>
+              <w:rPr>
+                <w:rFonts w:hint="eastAsia"/>
+                <w:b/>
+                <w:bCs/>
+                <w:color w:val="FF0000"/>
+                <w:szCs w:val="21"/>
+                <w:lang w:eastAsia="zh-Hans"/>
+              </w:rPr>
+              <w:t>语文</w:t>
             </w:r>
           </w:p>
         </w:tc>
@@ -1168,41 +1121,73 @@
                 <w:szCs w:val="21"/>
                 <w:lang w:eastAsia="zh-Hans"/>
               </w:rPr>
-              <w:t>道法</w:t>
+              <w:t>数学</w:t>
             </w:r>
           </w:p>
         </w:tc>
         <w:tc>
           <w:tcPr>
             <w:tcW w:w="672" w:type="dxa"/>
-            <w:gridSpan w:val="3"/>
-            <w:tcBorders>
-              <w:tl2br w:val="nil"/>
-              <w:tr2bl w:val="nil"/>
-            </w:tcBorders>
-            <w:vAlign w:val="center"/>
-          </w:tcPr>
-          <w:p>
-            <w:pPr>
-              <w:jc w:val="center"/>
-              <w:rPr>
-                <w:b/>
-                <w:bCs/>
-                <w:color w:val="FF0000"/>
-                <w:szCs w:val="21"/>
-                <w:lang w:eastAsia="zh-Hans"/>
-              </w:rPr>
-            </w:pPr>
-            <w:r>
-              <w:rPr>
-                <w:rFonts w:hint="eastAsia"/>
-                <w:b/>
-                <w:bCs/>
-                <w:color w:val="FF0000"/>
-                <w:szCs w:val="21"/>
-                <w:lang w:eastAsia="zh-Hans"/>
-              </w:rPr>
-              <w:t>语文</w:t>
+            <w:tcBorders>
+              <w:tl2br w:val="nil"/>
+              <w:tr2bl w:val="nil"/>
+            </w:tcBorders>
+            <w:vAlign w:val="center"/>
+          </w:tcPr>
+          <w:p>
+            <w:pPr>
+              <w:jc w:val="center"/>
+              <w:rPr>
+                <w:b/>
+                <w:bCs/>
+                <w:color w:val="FF0000"/>
+                <w:szCs w:val="21"/>
+                <w:lang w:eastAsia="zh-Hans"/>
+              </w:rPr>
+            </w:pPr>
+            <w:r>
+              <w:rPr>
+                <w:rFonts w:hint="eastAsia"/>
+                <w:b/>
+                <w:bCs/>
+                <w:color w:val="FF0000"/>
+                <w:szCs w:val="21"/>
+                <w:lang w:eastAsia="zh-Hans"/>
+              </w:rPr>
+              <w:t>英语</w:t>
+            </w:r>
+          </w:p>
+        </w:tc>
+        <w:tc>
+          <w:tcPr>
+            <w:tcW w:w="672" w:type="dxa"/>
+            <w:tcBorders>
+              <w:tl2br w:val="nil"/>
+              <w:tr2bl w:val="nil"/>
+            </w:tcBorders>
+            <w:vAlign w:val="center"/>
+          </w:tcPr>
+          <w:p>
+            <w:pPr>
+              <w:jc w:val="center"/>
+              <w:rPr>
+                <w:b/>
+                <w:bCs/>
+                <w:color w:val="FF0000"/>
+                <w:szCs w:val="21"/>
+                <w:lang w:eastAsia="zh-Hans"/>
+              </w:rPr>
+            </w:pPr>
+            <w:r>
+              <w:rPr>
+                <w:rFonts w:hint="eastAsia"/>
+                <w:b/>
+                <w:bCs/>
+                <w:color w:val="FF0000"/>
+                <w:szCs w:val="21"/>
+                <w:lang w:eastAsia="zh-Hans"/>
+              </w:rPr>
+              <w:t>体育</w:t>
             </w:r>
           </w:p>
         </w:tc>
@@ -1236,106 +1221,6 @@
                 <w:szCs w:val="21"/>
                 <w:lang w:eastAsia="zh-Hans"/>
               </w:rPr>
-              <w:t>数学</w:t>
-            </w:r>
-          </w:p>
-        </w:tc>
-        <w:tc>
-          <w:tcPr>
-            <w:tcW w:w="672" w:type="dxa"/>
-            <w:tcBorders>
-              <w:tl2br w:val="nil"/>
-              <w:tr2bl w:val="nil"/>
-            </w:tcBorders>
-            <w:vAlign w:val="center"/>
-          </w:tcPr>
-          <w:p>
-            <w:pPr>
-              <w:jc w:val="center"/>
-              <w:rPr>
-                <w:b/>
-                <w:bCs/>
-                <w:color w:val="FF0000"/>
-                <w:szCs w:val="21"/>
-                <w:lang w:eastAsia="zh-Hans"/>
-              </w:rPr>
-            </w:pPr>
-            <w:r>
-              <w:rPr>
-                <w:rFonts w:hint="eastAsia"/>
-                <w:b/>
-                <w:bCs/>
-                <w:color w:val="FF0000"/>
-                <w:szCs w:val="21"/>
-                <w:lang w:eastAsia="zh-Hans"/>
-              </w:rPr>
-              <w:t>英语</w:t>
-            </w:r>
-          </w:p>
-        </w:tc>
-        <w:tc>
-          <w:tcPr>
-            <w:tcW w:w="672" w:type="dxa"/>
-            <w:tcBorders>
-              <w:tl2br w:val="nil"/>
-              <w:tr2bl w:val="nil"/>
-            </w:tcBorders>
-            <w:vAlign w:val="center"/>
-          </w:tcPr>
-          <w:p>
-            <w:pPr>
-              <w:jc w:val="center"/>
-              <w:rPr>
-                <w:b/>
-                <w:bCs/>
-                <w:color w:val="FF0000"/>
-                <w:szCs w:val="21"/>
-                <w:lang w:eastAsia="zh-Hans"/>
-              </w:rPr>
-            </w:pPr>
-            <w:r>
-              <w:rPr>
-                <w:rFonts w:hint="eastAsia"/>
-                <w:b/>
-                <w:bCs/>
-                <w:color w:val="FF0000"/>
-                <w:szCs w:val="21"/>
-                <w:lang w:eastAsia="zh-Hans"/>
-              </w:rPr>
-              <w:t>体育</w:t>
-            </w:r>
-          </w:p>
-        </w:tc>
-        <w:tc>
-          <w:tcPr>
-            <w:tcW w:w="672" w:type="dxa"/>
-            <w:gridSpan w:val="2"/>
-            <w:tcBorders>
-              <w:tl2br w:val="nil"/>
-              <w:tr2bl w:val="nil"/>
-            </w:tcBorders>
-            <w:vAlign w:val="center"/>
-          </w:tcPr>
-          <w:p>
-            <w:pPr>
-              <w:jc w:val="center"/>
-              <w:rPr>
-                <w:b/>
-                <w:bCs/>
-                <w:color w:val="FF0000"/>
-                <w:szCs w:val="21"/>
-                <w:lang w:eastAsia="zh-Hans"/>
-              </w:rPr>
-            </w:pPr>
-            <w:r>
-              <w:rPr>
-                <w:rFonts w:hint="eastAsia"/>
-                <w:b/>
-                <w:bCs/>
-                <w:color w:val="FF0000"/>
-                <w:szCs w:val="21"/>
-                <w:lang w:eastAsia="zh-Hans"/>
-              </w:rPr>
               <w:t>音乐</w:t>
             </w:r>
           </w:p>
@@ -1539,28 +1424,12 @@
         </w:tc>
       </w:tr>
       <w:tr>
-        <w:tblPrEx>
-          <w:tblBorders>
-            <w:top w:val="single" w:color="FC0107" w:sz="12" w:space="0"/>
-            <w:left w:val="single" w:color="FC0107" w:sz="12" w:space="0"/>
-            <w:bottom w:val="single" w:color="FC0107" w:sz="12" w:space="0"/>
-            <w:right w:val="single" w:color="FC0107" w:sz="12" w:space="0"/>
-            <w:insideH w:val="single" w:color="FC0107" w:sz="8" w:space="0"/>
-            <w:insideV w:val="single" w:color="FC0107" w:sz="8" w:space="0"/>
-          </w:tblBorders>
-          <w:tblCellMar>
-            <w:top w:w="0" w:type="dxa"/>
-            <w:left w:w="108" w:type="dxa"/>
-            <w:bottom w:w="0" w:type="dxa"/>
-            <w:right w:w="108" w:type="dxa"/>
-          </w:tblCellMar>
-        </w:tblPrEx>
         <w:trPr>
           <w:trHeight w:val="749" w:hRule="atLeast"/>
         </w:trPr>
         <w:tc>
           <w:tcPr>
-            <w:tcW w:w="327" w:type="dxa"/>
+            <w:tcW w:w="448" w:type="dxa"/>
             <w:vMerge w:val="continue"/>
             <w:tcBorders>
               <w:tl2br w:val="nil"/>
@@ -1579,91 +1448,83 @@
         </w:tc>
         <w:tc>
           <w:tcPr>
+            <w:tcW w:w="568" w:type="dxa"/>
+            <w:gridSpan w:val="2"/>
+            <w:vMerge w:val="continue"/>
+            <w:tcBorders>
+              <w:tl2br w:val="nil"/>
+              <w:tr2bl w:val="nil"/>
+            </w:tcBorders>
+            <w:vAlign w:val="center"/>
+          </w:tcPr>
+          <w:p>
+            <w:pPr>
+              <w:jc w:val="center"/>
+              <w:rPr>
+                <w:rFonts w:hint="eastAsia" w:eastAsiaTheme="minorEastAsia"/>
+                <w:b/>
+                <w:bCs/>
+                <w:color w:val="FF0000"/>
+                <w:szCs w:val="21"/>
+                <w:lang w:eastAsia="zh-CN"/>
+              </w:rPr>
+            </w:pPr>
+          </w:p>
+        </w:tc>
+        <w:tc>
+          <w:tcPr>
+            <w:tcW w:w="655" w:type="dxa"/>
+            <w:gridSpan w:val="3"/>
+            <w:tcBorders>
+              <w:tl2br w:val="nil"/>
+              <w:tr2bl w:val="nil"/>
+            </w:tcBorders>
+            <w:vAlign w:val="center"/>
+          </w:tcPr>
+          <w:p>
+            <w:pPr>
+              <w:rPr>
+                <w:rFonts w:hint="eastAsia" w:eastAsiaTheme="minorEastAsia"/>
+                <w:b/>
+                <w:bCs/>
+                <w:szCs w:val="21"/>
+                <w:lang w:eastAsia="zh-CN"/>
+              </w:rPr>
+            </w:pPr>
+            <w:r>
+              <w:rPr>
+                <w:rFonts w:hint="eastAsia"/>
+                <w:b/>
+                <w:bCs/>
+                <w:szCs w:val="21"/>
+                <w:lang w:eastAsia="zh-CN"/>
+              </w:rPr>
+              <w:t>{{</w:t>
+            </w:r>
+            <w:r>
+              <w:rPr>
+                <w:rFonts w:hint="eastAsia"/>
+                <w:b/>
+                <w:bCs/>
+                <w:szCs w:val="21"/>
+              </w:rPr>
+              <w:t>道法</w:t>
+            </w:r>
+            <w:r>
+              <w:rPr>
+                <w:rFonts w:hint="eastAsia"/>
+                <w:b/>
+                <w:bCs/>
+                <w:szCs w:val="21"/>
+                <w:lang w:eastAsia="zh-CN"/>
+              </w:rPr>
+              <w:t>}}</w:t>
+            </w:r>
+          </w:p>
+        </w:tc>
+        <w:tc>
+          <w:tcPr>
             <w:tcW w:w="679" w:type="dxa"/>
-            <w:gridSpan w:val="3"/>
-            <w:tcBorders>
-              <w:tl2br w:val="nil"/>
-              <w:tr2bl w:val="nil"/>
-            </w:tcBorders>
-            <w:vAlign w:val="center"/>
-          </w:tcPr>
-          <w:p>
-            <w:pPr>
-              <w:jc w:val="center"/>
-              <w:rPr>
-                <w:b/>
-                <w:bCs/>
-                <w:color w:val="FF0000"/>
-                <w:szCs w:val="21"/>
-              </w:rPr>
-            </w:pPr>
-            <w:r>
-              <w:rPr>
-                <w:rFonts w:hint="eastAsia"/>
-                <w:b/>
-                <w:bCs/>
-                <w:color w:val="FF0000"/>
-                <w:szCs w:val="21"/>
-                <w:lang w:eastAsia="zh-Hans"/>
-              </w:rPr>
-              <w:t>考查情况</w:t>
-            </w:r>
-          </w:p>
-        </w:tc>
-        <w:tc>
-          <w:tcPr>
-            <w:tcW w:w="679" w:type="dxa"/>
-            <w:gridSpan w:val="3"/>
-            <w:tcBorders>
-              <w:tl2br w:val="nil"/>
-              <w:tr2bl w:val="nil"/>
-            </w:tcBorders>
-            <w:vAlign w:val="center"/>
-          </w:tcPr>
-          <w:p>
-            <w:pPr>
-              <w:rPr>
-                <w:rFonts w:hint="eastAsia" w:eastAsiaTheme="minorEastAsia"/>
-                <w:b/>
-                <w:bCs/>
-                <w:szCs w:val="21"/>
-                <w:lang w:eastAsia="zh-CN"/>
-              </w:rPr>
-            </w:pPr>
-            <w:r>
-              <w:rPr>
-                <w:rFonts w:hint="eastAsia"/>
-                <w:b/>
-                <w:bCs/>
-                <w:szCs w:val="21"/>
-                <w:lang w:eastAsia="zh-CN"/>
-              </w:rPr>
-              <w:t>{{</w:t>
-            </w:r>
-            <w:r>
-              <w:rPr>
-                <w:rFonts w:hint="eastAsia"/>
-                <w:b/>
-                <w:bCs/>
-                <w:szCs w:val="21"/>
-              </w:rPr>
-              <w:t>道法</w:t>
-            </w:r>
-            <w:r>
-              <w:rPr>
-                <w:rFonts w:hint="eastAsia"/>
-                <w:b/>
-                <w:bCs/>
-                <w:szCs w:val="21"/>
-                <w:lang w:eastAsia="zh-CN"/>
-              </w:rPr>
-              <w:t>}}</w:t>
-            </w:r>
-          </w:p>
-        </w:tc>
-        <w:tc>
-          <w:tcPr>
-            <w:tcW w:w="665" w:type="dxa"/>
             <w:gridSpan w:val="2"/>
             <w:tcBorders>
               <w:tl2br w:val="nil"/>
@@ -2239,29 +2100,13 @@
         </w:tc>
       </w:tr>
       <w:tr>
-        <w:tblPrEx>
-          <w:tblBorders>
-            <w:top w:val="single" w:color="FC0107" w:sz="12" w:space="0"/>
-            <w:left w:val="single" w:color="FC0107" w:sz="12" w:space="0"/>
-            <w:bottom w:val="single" w:color="FC0107" w:sz="12" w:space="0"/>
-            <w:right w:val="single" w:color="FC0107" w:sz="12" w:space="0"/>
-            <w:insideH w:val="single" w:color="FC0107" w:sz="8" w:space="0"/>
-            <w:insideV w:val="single" w:color="FC0107" w:sz="8" w:space="0"/>
-          </w:tblBorders>
-          <w:tblCellMar>
-            <w:top w:w="0" w:type="dxa"/>
-            <w:left w:w="108" w:type="dxa"/>
-            <w:bottom w:w="0" w:type="dxa"/>
-            <w:right w:w="108" w:type="dxa"/>
-          </w:tblCellMar>
-        </w:tblPrEx>
         <w:trPr>
-          <w:trHeight w:val="1321" w:hRule="atLeast"/>
+          <w:trHeight w:val="913" w:hRule="atLeast"/>
         </w:trPr>
         <w:tc>
           <w:tcPr>
             <w:tcW w:w="8961" w:type="dxa"/>
-            <w:gridSpan w:val="24"/>
+            <w:gridSpan w:val="23"/>
             <w:tcBorders>
               <w:tl2br w:val="nil"/>
               <w:tr2bl w:val="nil"/>
@@ -2371,29 +2216,13 @@
         </w:tc>
       </w:tr>
       <w:tr>
-        <w:tblPrEx>
-          <w:tblBorders>
-            <w:top w:val="single" w:color="FC0107" w:sz="12" w:space="0"/>
-            <w:left w:val="single" w:color="FC0107" w:sz="12" w:space="0"/>
-            <w:bottom w:val="single" w:color="FC0107" w:sz="12" w:space="0"/>
-            <w:right w:val="single" w:color="FC0107" w:sz="12" w:space="0"/>
-            <w:insideH w:val="single" w:color="FC0107" w:sz="8" w:space="0"/>
-            <w:insideV w:val="single" w:color="FC0107" w:sz="8" w:space="0"/>
-          </w:tblBorders>
-          <w:tblCellMar>
-            <w:top w:w="0" w:type="dxa"/>
-            <w:left w:w="108" w:type="dxa"/>
-            <w:bottom w:w="0" w:type="dxa"/>
-            <w:right w:w="108" w:type="dxa"/>
-          </w:tblCellMar>
-        </w:tblPrEx>
         <w:trPr>
-          <w:trHeight w:val="613" w:hRule="atLeast"/>
+          <w:trHeight w:val="522" w:hRule="atLeast"/>
         </w:trPr>
         <w:tc>
           <w:tcPr>
             <w:tcW w:w="8961" w:type="dxa"/>
-            <w:gridSpan w:val="24"/>
+            <w:gridSpan w:val="23"/>
             <w:tcBorders>
               <w:tl2br w:val="nil"/>
               <w:tr2bl w:val="nil"/>
@@ -2422,22 +2251,6 @@
         </w:tc>
       </w:tr>
       <w:tr>
-        <w:tblPrEx>
-          <w:tblBorders>
-            <w:top w:val="single" w:color="FC0107" w:sz="12" w:space="0"/>
-            <w:left w:val="single" w:color="FC0107" w:sz="12" w:space="0"/>
-            <w:bottom w:val="single" w:color="FC0107" w:sz="12" w:space="0"/>
-            <w:right w:val="single" w:color="FC0107" w:sz="12" w:space="0"/>
-            <w:insideH w:val="single" w:color="FC0107" w:sz="8" w:space="0"/>
-            <w:insideV w:val="single" w:color="FC0107" w:sz="8" w:space="0"/>
-          </w:tblBorders>
-          <w:tblCellMar>
-            <w:top w:w="0" w:type="dxa"/>
-            <w:left w:w="108" w:type="dxa"/>
-            <w:bottom w:w="0" w:type="dxa"/>
-            <w:right w:w="108" w:type="dxa"/>
-          </w:tblCellMar>
-        </w:tblPrEx>
         <w:tc>
           <w:tcPr>
             <w:tcW w:w="1317" w:type="dxa"/>
@@ -2473,7 +2286,7 @@
         <w:tc>
           <w:tcPr>
             <w:tcW w:w="705" w:type="dxa"/>
-            <w:gridSpan w:val="3"/>
+            <w:gridSpan w:val="2"/>
             <w:tcBorders>
               <w:tl2br w:val="nil"/>
               <w:tr2bl w:val="nil"/>
@@ -2568,22 +2381,6 @@
         </w:tc>
       </w:tr>
       <w:tr>
-        <w:tblPrEx>
-          <w:tblBorders>
-            <w:top w:val="single" w:color="FC0107" w:sz="12" w:space="0"/>
-            <w:left w:val="single" w:color="FC0107" w:sz="12" w:space="0"/>
-            <w:bottom w:val="single" w:color="FC0107" w:sz="12" w:space="0"/>
-            <w:right w:val="single" w:color="FC0107" w:sz="12" w:space="0"/>
-            <w:insideH w:val="single" w:color="FC0107" w:sz="8" w:space="0"/>
-            <w:insideV w:val="single" w:color="FC0107" w:sz="8" w:space="0"/>
-          </w:tblBorders>
-          <w:tblCellMar>
-            <w:top w:w="0" w:type="dxa"/>
-            <w:left w:w="108" w:type="dxa"/>
-            <w:bottom w:w="0" w:type="dxa"/>
-            <w:right w:w="108" w:type="dxa"/>
-          </w:tblCellMar>
-        </w:tblPrEx>
         <w:tc>
           <w:tcPr>
             <w:tcW w:w="1317" w:type="dxa"/>
@@ -2637,12 +2434,22 @@
             </w:r>
             <w:r>
               <w:rPr>
-                <w:b/>
-                <w:bCs/>
-                <w:color w:val="FF0000"/>
-                <w:lang w:eastAsia="zh-Hans"/>
-              </w:rPr>
-              <w:t>20</w:t>
+                <w:rFonts w:hint="eastAsia"/>
+                <w:b/>
+                <w:bCs/>
+                <w:color w:val="FF0000"/>
+                <w:lang w:val="en-US" w:eastAsia="zh-CN"/>
+              </w:rPr>
+              <w:t>3</w:t>
+            </w:r>
+            <w:r>
+              <w:rPr>
+                <w:b/>
+                <w:bCs/>
+                <w:color w:val="FF0000"/>
+                <w:lang w:eastAsia="zh-Hans"/>
+              </w:rPr>
+              <w:t>0</w:t>
             </w:r>
             <w:r>
               <w:rPr>
@@ -2669,7 +2476,7 @@
         <w:tc>
           <w:tcPr>
             <w:tcW w:w="705" w:type="dxa"/>
-            <w:gridSpan w:val="3"/>
+            <w:gridSpan w:val="2"/>
             <w:tcBorders>
               <w:tl2br w:val="nil"/>
               <w:tr2bl w:val="nil"/>
@@ -2853,22 +2660,6 @@
         </w:tc>
       </w:tr>
       <w:tr>
-        <w:tblPrEx>
-          <w:tblBorders>
-            <w:top w:val="single" w:color="FC0107" w:sz="12" w:space="0"/>
-            <w:left w:val="single" w:color="FC0107" w:sz="12" w:space="0"/>
-            <w:bottom w:val="single" w:color="FC0107" w:sz="12" w:space="0"/>
-            <w:right w:val="single" w:color="FC0107" w:sz="12" w:space="0"/>
-            <w:insideH w:val="single" w:color="FC0107" w:sz="8" w:space="0"/>
-            <w:insideV w:val="single" w:color="FC0107" w:sz="8" w:space="0"/>
-          </w:tblBorders>
-          <w:tblCellMar>
-            <w:top w:w="0" w:type="dxa"/>
-            <w:left w:w="108" w:type="dxa"/>
-            <w:bottom w:w="0" w:type="dxa"/>
-            <w:right w:w="108" w:type="dxa"/>
-          </w:tblCellMar>
-        </w:tblPrEx>
         <w:tc>
           <w:tcPr>
             <w:tcW w:w="1317" w:type="dxa"/>
@@ -2894,7 +2685,7 @@
         <w:tc>
           <w:tcPr>
             <w:tcW w:w="705" w:type="dxa"/>
-            <w:gridSpan w:val="3"/>
+            <w:gridSpan w:val="2"/>
             <w:tcBorders>
               <w:tl2br w:val="nil"/>
               <w:tr2bl w:val="nil"/>
@@ -3081,22 +2872,6 @@
         </w:tc>
       </w:tr>
       <w:tr>
-        <w:tblPrEx>
-          <w:tblBorders>
-            <w:top w:val="single" w:color="FC0107" w:sz="12" w:space="0"/>
-            <w:left w:val="single" w:color="FC0107" w:sz="12" w:space="0"/>
-            <w:bottom w:val="single" w:color="FC0107" w:sz="12" w:space="0"/>
-            <w:right w:val="single" w:color="FC0107" w:sz="12" w:space="0"/>
-            <w:insideH w:val="single" w:color="FC0107" w:sz="8" w:space="0"/>
-            <w:insideV w:val="single" w:color="FC0107" w:sz="8" w:space="0"/>
-          </w:tblBorders>
-          <w:tblCellMar>
-            <w:top w:w="0" w:type="dxa"/>
-            <w:left w:w="108" w:type="dxa"/>
-            <w:bottom w:w="0" w:type="dxa"/>
-            <w:right w:w="108" w:type="dxa"/>
-          </w:tblCellMar>
-        </w:tblPrEx>
         <w:tc>
           <w:tcPr>
             <w:tcW w:w="1317" w:type="dxa"/>
@@ -3122,7 +2897,7 @@
         <w:tc>
           <w:tcPr>
             <w:tcW w:w="705" w:type="dxa"/>
-            <w:gridSpan w:val="3"/>
+            <w:gridSpan w:val="2"/>
             <w:tcBorders>
               <w:tl2br w:val="nil"/>
               <w:tr2bl w:val="nil"/>
@@ -3252,22 +3027,6 @@
         </w:tc>
       </w:tr>
       <w:tr>
-        <w:tblPrEx>
-          <w:tblBorders>
-            <w:top w:val="single" w:color="FC0107" w:sz="12" w:space="0"/>
-            <w:left w:val="single" w:color="FC0107" w:sz="12" w:space="0"/>
-            <w:bottom w:val="single" w:color="FC0107" w:sz="12" w:space="0"/>
-            <w:right w:val="single" w:color="FC0107" w:sz="12" w:space="0"/>
-            <w:insideH w:val="single" w:color="FC0107" w:sz="8" w:space="0"/>
-            <w:insideV w:val="single" w:color="FC0107" w:sz="8" w:space="0"/>
-          </w:tblBorders>
-          <w:tblCellMar>
-            <w:top w:w="0" w:type="dxa"/>
-            <w:left w:w="108" w:type="dxa"/>
-            <w:bottom w:w="0" w:type="dxa"/>
-            <w:right w:w="108" w:type="dxa"/>
-          </w:tblCellMar>
-        </w:tblPrEx>
         <w:tc>
           <w:tcPr>
             <w:tcW w:w="1317" w:type="dxa"/>
@@ -3293,7 +3052,7 @@
         <w:tc>
           <w:tcPr>
             <w:tcW w:w="705" w:type="dxa"/>
-            <w:gridSpan w:val="3"/>
+            <w:gridSpan w:val="2"/>
             <w:tcBorders>
               <w:tl2br w:val="nil"/>
               <w:tr2bl w:val="nil"/>
@@ -3423,22 +3182,6 @@
         </w:tc>
       </w:tr>
       <w:tr>
-        <w:tblPrEx>
-          <w:tblBorders>
-            <w:top w:val="single" w:color="FC0107" w:sz="12" w:space="0"/>
-            <w:left w:val="single" w:color="FC0107" w:sz="12" w:space="0"/>
-            <w:bottom w:val="single" w:color="FC0107" w:sz="12" w:space="0"/>
-            <w:right w:val="single" w:color="FC0107" w:sz="12" w:space="0"/>
-            <w:insideH w:val="single" w:color="FC0107" w:sz="8" w:space="0"/>
-            <w:insideV w:val="single" w:color="FC0107" w:sz="8" w:space="0"/>
-          </w:tblBorders>
-          <w:tblCellMar>
-            <w:top w:w="0" w:type="dxa"/>
-            <w:left w:w="108" w:type="dxa"/>
-            <w:bottom w:w="0" w:type="dxa"/>
-            <w:right w:w="108" w:type="dxa"/>
-          </w:tblCellMar>
-        </w:tblPrEx>
         <w:tc>
           <w:tcPr>
             <w:tcW w:w="1317" w:type="dxa"/>
@@ -3542,7 +3285,7 @@
         <w:tc>
           <w:tcPr>
             <w:tcW w:w="705" w:type="dxa"/>
-            <w:gridSpan w:val="3"/>
+            <w:gridSpan w:val="2"/>
             <w:tcBorders>
               <w:tl2br w:val="nil"/>
               <w:tr2bl w:val="nil"/>
@@ -3726,22 +3469,6 @@
         </w:tc>
       </w:tr>
       <w:tr>
-        <w:tblPrEx>
-          <w:tblBorders>
-            <w:top w:val="single" w:color="FC0107" w:sz="12" w:space="0"/>
-            <w:left w:val="single" w:color="FC0107" w:sz="12" w:space="0"/>
-            <w:bottom w:val="single" w:color="FC0107" w:sz="12" w:space="0"/>
-            <w:right w:val="single" w:color="FC0107" w:sz="12" w:space="0"/>
-            <w:insideH w:val="single" w:color="FC0107" w:sz="8" w:space="0"/>
-            <w:insideV w:val="single" w:color="FC0107" w:sz="8" w:space="0"/>
-          </w:tblBorders>
-          <w:tblCellMar>
-            <w:top w:w="0" w:type="dxa"/>
-            <w:left w:w="108" w:type="dxa"/>
-            <w:bottom w:w="0" w:type="dxa"/>
-            <w:right w:w="108" w:type="dxa"/>
-          </w:tblCellMar>
-        </w:tblPrEx>
         <w:tc>
           <w:tcPr>
             <w:tcW w:w="1317" w:type="dxa"/>
@@ -3767,7 +3494,7 @@
         <w:tc>
           <w:tcPr>
             <w:tcW w:w="705" w:type="dxa"/>
-            <w:gridSpan w:val="3"/>
+            <w:gridSpan w:val="2"/>
             <w:tcBorders>
               <w:tl2br w:val="nil"/>
               <w:tr2bl w:val="nil"/>
@@ -3897,22 +3624,6 @@
         </w:tc>
       </w:tr>
       <w:tr>
-        <w:tblPrEx>
-          <w:tblBorders>
-            <w:top w:val="single" w:color="FC0107" w:sz="12" w:space="0"/>
-            <w:left w:val="single" w:color="FC0107" w:sz="12" w:space="0"/>
-            <w:bottom w:val="single" w:color="FC0107" w:sz="12" w:space="0"/>
-            <w:right w:val="single" w:color="FC0107" w:sz="12" w:space="0"/>
-            <w:insideH w:val="single" w:color="FC0107" w:sz="8" w:space="0"/>
-            <w:insideV w:val="single" w:color="FC0107" w:sz="8" w:space="0"/>
-          </w:tblBorders>
-          <w:tblCellMar>
-            <w:top w:w="0" w:type="dxa"/>
-            <w:left w:w="108" w:type="dxa"/>
-            <w:bottom w:w="0" w:type="dxa"/>
-            <w:right w:w="108" w:type="dxa"/>
-          </w:tblCellMar>
-        </w:tblPrEx>
         <w:tc>
           <w:tcPr>
             <w:tcW w:w="1317" w:type="dxa"/>
@@ -3938,7 +3649,7 @@
         <w:tc>
           <w:tcPr>
             <w:tcW w:w="705" w:type="dxa"/>
-            <w:gridSpan w:val="3"/>
+            <w:gridSpan w:val="2"/>
             <w:tcBorders>
               <w:tl2br w:val="nil"/>
               <w:tr2bl w:val="nil"/>
@@ -4087,22 +3798,6 @@
         </w:tc>
       </w:tr>
       <w:tr>
-        <w:tblPrEx>
-          <w:tblBorders>
-            <w:top w:val="single" w:color="FC0107" w:sz="12" w:space="0"/>
-            <w:left w:val="single" w:color="FC0107" w:sz="12" w:space="0"/>
-            <w:bottom w:val="single" w:color="FC0107" w:sz="12" w:space="0"/>
-            <w:right w:val="single" w:color="FC0107" w:sz="12" w:space="0"/>
-            <w:insideH w:val="single" w:color="FC0107" w:sz="8" w:space="0"/>
-            <w:insideV w:val="single" w:color="FC0107" w:sz="8" w:space="0"/>
-          </w:tblBorders>
-          <w:tblCellMar>
-            <w:top w:w="0" w:type="dxa"/>
-            <w:left w:w="108" w:type="dxa"/>
-            <w:bottom w:w="0" w:type="dxa"/>
-            <w:right w:w="108" w:type="dxa"/>
-          </w:tblCellMar>
-        </w:tblPrEx>
         <w:tc>
           <w:tcPr>
             <w:tcW w:w="1317" w:type="dxa"/>
@@ -4128,7 +3823,7 @@
         <w:tc>
           <w:tcPr>
             <w:tcW w:w="705" w:type="dxa"/>
-            <w:gridSpan w:val="3"/>
+            <w:gridSpan w:val="2"/>
             <w:tcBorders>
               <w:tl2br w:val="nil"/>
               <w:tr2bl w:val="nil"/>
@@ -4220,22 +3915,6 @@
         </w:tc>
       </w:tr>
       <w:tr>
-        <w:tblPrEx>
-          <w:tblBorders>
-            <w:top w:val="single" w:color="FC0107" w:sz="12" w:space="0"/>
-            <w:left w:val="single" w:color="FC0107" w:sz="12" w:space="0"/>
-            <w:bottom w:val="single" w:color="FC0107" w:sz="12" w:space="0"/>
-            <w:right w:val="single" w:color="FC0107" w:sz="12" w:space="0"/>
-            <w:insideH w:val="single" w:color="FC0107" w:sz="8" w:space="0"/>
-            <w:insideV w:val="single" w:color="FC0107" w:sz="8" w:space="0"/>
-          </w:tblBorders>
-          <w:tblCellMar>
-            <w:top w:w="0" w:type="dxa"/>
-            <w:left w:w="108" w:type="dxa"/>
-            <w:bottom w:w="0" w:type="dxa"/>
-            <w:right w:w="108" w:type="dxa"/>
-          </w:tblCellMar>
-        </w:tblPrEx>
         <w:tc>
           <w:tcPr>
             <w:tcW w:w="1317" w:type="dxa"/>
@@ -4305,7 +3984,7 @@
         <w:tc>
           <w:tcPr>
             <w:tcW w:w="705" w:type="dxa"/>
-            <w:gridSpan w:val="3"/>
+            <w:gridSpan w:val="2"/>
             <w:tcBorders>
               <w:tl2br w:val="nil"/>
               <w:tr2bl w:val="nil"/>
@@ -4489,22 +4168,6 @@
         </w:tc>
       </w:tr>
       <w:tr>
-        <w:tblPrEx>
-          <w:tblBorders>
-            <w:top w:val="single" w:color="FC0107" w:sz="12" w:space="0"/>
-            <w:left w:val="single" w:color="FC0107" w:sz="12" w:space="0"/>
-            <w:bottom w:val="single" w:color="FC0107" w:sz="12" w:space="0"/>
-            <w:right w:val="single" w:color="FC0107" w:sz="12" w:space="0"/>
-            <w:insideH w:val="single" w:color="FC0107" w:sz="8" w:space="0"/>
-            <w:insideV w:val="single" w:color="FC0107" w:sz="8" w:space="0"/>
-          </w:tblBorders>
-          <w:tblCellMar>
-            <w:top w:w="0" w:type="dxa"/>
-            <w:left w:w="108" w:type="dxa"/>
-            <w:bottom w:w="0" w:type="dxa"/>
-            <w:right w:w="108" w:type="dxa"/>
-          </w:tblCellMar>
-        </w:tblPrEx>
         <w:trPr>
           <w:trHeight w:val="327" w:hRule="atLeast"/>
         </w:trPr>
@@ -4533,7 +4196,7 @@
         <w:tc>
           <w:tcPr>
             <w:tcW w:w="705" w:type="dxa"/>
-            <w:gridSpan w:val="3"/>
+            <w:gridSpan w:val="2"/>
             <w:tcBorders>
               <w:tl2br w:val="nil"/>
               <w:tr2bl w:val="nil"/>
@@ -4625,22 +4288,6 @@
         </w:tc>
       </w:tr>
       <w:tr>
-        <w:tblPrEx>
-          <w:tblBorders>
-            <w:top w:val="single" w:color="FC0107" w:sz="12" w:space="0"/>
-            <w:left w:val="single" w:color="FC0107" w:sz="12" w:space="0"/>
-            <w:bottom w:val="single" w:color="FC0107" w:sz="12" w:space="0"/>
-            <w:right w:val="single" w:color="FC0107" w:sz="12" w:space="0"/>
-            <w:insideH w:val="single" w:color="FC0107" w:sz="8" w:space="0"/>
-            <w:insideV w:val="single" w:color="FC0107" w:sz="8" w:space="0"/>
-          </w:tblBorders>
-          <w:tblCellMar>
-            <w:top w:w="0" w:type="dxa"/>
-            <w:left w:w="108" w:type="dxa"/>
-            <w:bottom w:w="0" w:type="dxa"/>
-            <w:right w:w="108" w:type="dxa"/>
-          </w:tblCellMar>
-        </w:tblPrEx>
         <w:trPr>
           <w:trHeight w:val="281" w:hRule="atLeast"/>
         </w:trPr>
@@ -4712,7 +4359,7 @@
         <w:tc>
           <w:tcPr>
             <w:tcW w:w="705" w:type="dxa"/>
-            <w:gridSpan w:val="3"/>
+            <w:gridSpan w:val="2"/>
             <w:tcBorders>
               <w:tl2br w:val="nil"/>
               <w:tr2bl w:val="nil"/>
@@ -4896,22 +4543,6 @@
         </w:tc>
       </w:tr>
       <w:tr>
-        <w:tblPrEx>
-          <w:tblBorders>
-            <w:top w:val="single" w:color="FC0107" w:sz="12" w:space="0"/>
-            <w:left w:val="single" w:color="FC0107" w:sz="12" w:space="0"/>
-            <w:bottom w:val="single" w:color="FC0107" w:sz="12" w:space="0"/>
-            <w:right w:val="single" w:color="FC0107" w:sz="12" w:space="0"/>
-            <w:insideH w:val="single" w:color="FC0107" w:sz="8" w:space="0"/>
-            <w:insideV w:val="single" w:color="FC0107" w:sz="8" w:space="0"/>
-          </w:tblBorders>
-          <w:tblCellMar>
-            <w:top w:w="0" w:type="dxa"/>
-            <w:left w:w="108" w:type="dxa"/>
-            <w:bottom w:w="0" w:type="dxa"/>
-            <w:right w:w="108" w:type="dxa"/>
-          </w:tblCellMar>
-        </w:tblPrEx>
         <w:tc>
           <w:tcPr>
             <w:tcW w:w="1317" w:type="dxa"/>
@@ -4937,7 +4568,7 @@
         <w:tc>
           <w:tcPr>
             <w:tcW w:w="705" w:type="dxa"/>
-            <w:gridSpan w:val="3"/>
+            <w:gridSpan w:val="2"/>
             <w:tcBorders>
               <w:tl2br w:val="nil"/>
               <w:tr2bl w:val="nil"/>
@@ -5029,22 +4660,6 @@
         </w:tc>
       </w:tr>
       <w:tr>
-        <w:tblPrEx>
-          <w:tblBorders>
-            <w:top w:val="single" w:color="FC0107" w:sz="12" w:space="0"/>
-            <w:left w:val="single" w:color="FC0107" w:sz="12" w:space="0"/>
-            <w:bottom w:val="single" w:color="FC0107" w:sz="12" w:space="0"/>
-            <w:right w:val="single" w:color="FC0107" w:sz="12" w:space="0"/>
-            <w:insideH w:val="single" w:color="FC0107" w:sz="8" w:space="0"/>
-            <w:insideV w:val="single" w:color="FC0107" w:sz="8" w:space="0"/>
-          </w:tblBorders>
-          <w:tblCellMar>
-            <w:top w:w="0" w:type="dxa"/>
-            <w:left w:w="108" w:type="dxa"/>
-            <w:bottom w:w="0" w:type="dxa"/>
-            <w:right w:w="108" w:type="dxa"/>
-          </w:tblCellMar>
-        </w:tblPrEx>
         <w:tc>
           <w:tcPr>
             <w:tcW w:w="1317" w:type="dxa"/>
@@ -5120,7 +4735,7 @@
         <w:tc>
           <w:tcPr>
             <w:tcW w:w="705" w:type="dxa"/>
-            <w:gridSpan w:val="3"/>
+            <w:gridSpan w:val="2"/>
             <w:tcBorders>
               <w:tl2br w:val="nil"/>
               <w:tr2bl w:val="nil"/>
@@ -5247,22 +4862,9 @@
         </w:tc>
       </w:tr>
       <w:tr>
-        <w:tblPrEx>
-          <w:tblBorders>
-            <w:top w:val="single" w:color="FC0107" w:sz="12" w:space="0"/>
-            <w:left w:val="single" w:color="FC0107" w:sz="12" w:space="0"/>
-            <w:bottom w:val="single" w:color="FC0107" w:sz="12" w:space="0"/>
-            <w:right w:val="single" w:color="FC0107" w:sz="12" w:space="0"/>
-            <w:insideH w:val="single" w:color="FC0107" w:sz="8" w:space="0"/>
-            <w:insideV w:val="single" w:color="FC0107" w:sz="8" w:space="0"/>
-          </w:tblBorders>
-          <w:tblCellMar>
-            <w:top w:w="0" w:type="dxa"/>
-            <w:left w:w="108" w:type="dxa"/>
-            <w:bottom w:w="0" w:type="dxa"/>
-            <w:right w:w="108" w:type="dxa"/>
-          </w:tblCellMar>
-        </w:tblPrEx>
+        <w:trPr>
+          <w:trHeight w:val="767" w:hRule="atLeast"/>
+        </w:trPr>
         <w:tc>
           <w:tcPr>
             <w:tcW w:w="1317" w:type="dxa"/>
@@ -5290,7 +4892,7 @@
         <w:tc>
           <w:tcPr>
             <w:tcW w:w="705" w:type="dxa"/>
-            <w:gridSpan w:val="3"/>
+            <w:gridSpan w:val="2"/>
             <w:tcBorders>
               <w:tl2br w:val="nil"/>
               <w:tr2bl w:val="nil"/>
@@ -5420,24 +5022,8 @@
         </w:tc>
       </w:tr>
       <w:tr>
-        <w:tblPrEx>
-          <w:tblBorders>
-            <w:top w:val="single" w:color="FC0107" w:sz="12" w:space="0"/>
-            <w:left w:val="single" w:color="FC0107" w:sz="12" w:space="0"/>
-            <w:bottom w:val="single" w:color="FC0107" w:sz="12" w:space="0"/>
-            <w:right w:val="single" w:color="FC0107" w:sz="12" w:space="0"/>
-            <w:insideH w:val="single" w:color="FC0107" w:sz="8" w:space="0"/>
-            <w:insideV w:val="single" w:color="FC0107" w:sz="8" w:space="0"/>
-          </w:tblBorders>
-          <w:tblCellMar>
-            <w:top w:w="0" w:type="dxa"/>
-            <w:left w:w="108" w:type="dxa"/>
-            <w:bottom w:w="0" w:type="dxa"/>
-            <w:right w:w="108" w:type="dxa"/>
-          </w:tblCellMar>
-        </w:tblPrEx>
         <w:trPr>
-          <w:trHeight w:val="538" w:hRule="atLeast"/>
+          <w:trHeight w:val="712" w:hRule="atLeast"/>
         </w:trPr>
         <w:tc>
           <w:tcPr>
@@ -5513,7 +5099,7 @@
         <w:tc>
           <w:tcPr>
             <w:tcW w:w="705" w:type="dxa"/>
-            <w:gridSpan w:val="3"/>
+            <w:gridSpan w:val="2"/>
             <w:tcBorders>
               <w:tl2br w:val="nil"/>
               <w:tr2bl w:val="nil"/>
@@ -5659,22 +5245,6 @@
         </w:tc>
       </w:tr>
       <w:tr>
-        <w:tblPrEx>
-          <w:tblBorders>
-            <w:top w:val="single" w:color="FC0107" w:sz="12" w:space="0"/>
-            <w:left w:val="single" w:color="FC0107" w:sz="12" w:space="0"/>
-            <w:bottom w:val="single" w:color="FC0107" w:sz="12" w:space="0"/>
-            <w:right w:val="single" w:color="FC0107" w:sz="12" w:space="0"/>
-            <w:insideH w:val="single" w:color="FC0107" w:sz="8" w:space="0"/>
-            <w:insideV w:val="single" w:color="FC0107" w:sz="8" w:space="0"/>
-          </w:tblBorders>
-          <w:tblCellMar>
-            <w:top w:w="0" w:type="dxa"/>
-            <w:left w:w="108" w:type="dxa"/>
-            <w:bottom w:w="0" w:type="dxa"/>
-            <w:right w:w="108" w:type="dxa"/>
-          </w:tblCellMar>
-        </w:tblPrEx>
         <w:trPr>
           <w:trHeight w:val="716" w:hRule="atLeast"/>
         </w:trPr>
@@ -5712,7 +5282,7 @@
         <w:tc>
           <w:tcPr>
             <w:tcW w:w="7644" w:type="dxa"/>
-            <w:gridSpan w:val="19"/>
+            <w:gridSpan w:val="18"/>
             <w:tcBorders>
               <w:tl2br w:val="nil"/>
               <w:tr2bl w:val="nil"/>
@@ -5753,8 +5323,6 @@
               </w:rPr>
               <w:t>{{开学时间}}</w:t>
             </w:r>
-            <w:bookmarkStart w:id="0" w:name="_GoBack"/>
-            <w:bookmarkEnd w:id="0"/>
             <w:r>
               <w:rPr>
                 <w:rFonts w:hint="eastAsia"/>
